--- a/svoyo-delo/대본/5부/15화_Kurs.docx
+++ b/svoyo-delo/대본/5부/15화_Kurs.docx
@@ -633,7 +633,7 @@
         <w:t xml:space="preserve"> </w:t>
       </w:r>
       <w:r>
-        <w:t xml:space="preserve">- 규칙: 지문 없음. 전 화 100% 「화자명: 대사」. 1턴 18단어 이내 + 긴 턴 10~15회(30~55단어). 문법 초점(B2+): 동작 동사 비유(рубль поедет / полетел / упал), 조건(Если поднимут сильно…; Если мы продадим…), 대조(не после беды, а до неё), 비교(хуже, чем ничего не продать).</w:t>
+        <w:t xml:space="preserve">- 규칙: 지문 없음. 전 화 100% 「화자명: 대사」. 1턴 24단어 이내 + 긴 턴 10~15회(35~60단어). 문법 초점(B2+): 동작 동사 비유(рубль поедет / полетел / упал), 조건(Если поднимут сильно…; Если мы продадим…), 대조(не после беды, а до неё), 비교(хуже, чем ничего не продать).</w:t>
       </w:r>
       <w:r>
         <w:t xml:space="preserve"> </w:t>
@@ -1103,119 +1103,119 @@
         <w:pStyle w:val="FirstParagraph"/>
       </w:pPr>
       <w:r>
-        <w:t xml:space="preserve">KIRILL: Тринадцать двадцать пять. Через пять минут — Центробанк. Я вывел трансляцию на большой экран.</w:t>
-      </w:r>
-    </w:p>
-    <w:p>
-      <w:pPr>
-        <w:pStyle w:val="BodyText"/>
-      </w:pPr>
-      <w:r>
-        <w:t xml:space="preserve">IRINA: Не на большой. На мой. Большой экран — это паника. Мой — это работа.</w:t>
-      </w:r>
-    </w:p>
-    <w:p>
-      <w:pPr>
-        <w:pStyle w:val="BodyText"/>
-      </w:pPr>
-      <w:r>
-        <w:t xml:space="preserve">DIMA: Ирина Сергеевна, а что мы ждём? Конкретно?</w:t>
-      </w:r>
-    </w:p>
-    <w:p>
-      <w:pPr>
-        <w:pStyle w:val="BodyText"/>
-      </w:pPr>
-      <w:r>
-        <w:t xml:space="preserve">IRINA: Ключевую ставку. Если поднимут сильно — рубль, может быть, остановится. Если слабо — рубль поедет.</w:t>
-      </w:r>
-    </w:p>
-    <w:p>
-      <w:pPr>
-        <w:pStyle w:val="BodyText"/>
-      </w:pPr>
-      <w:r>
-        <w:t xml:space="preserve">OLGA: Поедет — это вежливо. В девяносто восьмом говорили «полетел».</w:t>
-      </w:r>
-    </w:p>
-    <w:p>
-      <w:pPr>
-        <w:pStyle w:val="BodyText"/>
-      </w:pPr>
-      <w:r>
-        <w:t xml:space="preserve">ALEKSEY: Сценарии. Ирина, вы считали в шесть утра. Три сценария?</w:t>
-      </w:r>
-    </w:p>
-    <w:p>
-      <w:pPr>
-        <w:pStyle w:val="BodyText"/>
-      </w:pPr>
-      <w:r>
-        <w:t xml:space="preserve">IRINA: Три. Минус десять — терпимо. Минус двадцать — больно. Минус тридцать — новая компания. Другая.</w:t>
-      </w:r>
-    </w:p>
-    <w:p>
-      <w:pPr>
-        <w:pStyle w:val="BodyText"/>
-      </w:pPr>
-      <w:r>
-        <w:t xml:space="preserve">KIRILL: Новая? Как это?</w:t>
-      </w:r>
-    </w:p>
-    <w:p>
-      <w:pPr>
-        <w:pStyle w:val="BodyText"/>
-      </w:pPr>
-      <w:r>
-        <w:t xml:space="preserve">IRINA: С другими ценами, другими долгами и другими решениями. Название то же. Картонка та же. Остальное — нет.</w:t>
-      </w:r>
-    </w:p>
-    <w:p>
-      <w:pPr>
-        <w:pStyle w:val="BodyText"/>
-      </w:pPr>
-      <w:r>
-        <w:t xml:space="preserve">OLGA: Тринадцать тридцать. Тишина. Слушаем.</w:t>
-      </w:r>
-    </w:p>
-    <w:p>
-      <w:pPr>
-        <w:pStyle w:val="BodyText"/>
-      </w:pPr>
-      <w:r>
-        <w:t xml:space="preserve">KIRILL: Ставку подняли. На два процента. Аналитики ждали четыре.</w:t>
-      </w:r>
-    </w:p>
-    <w:p>
-      <w:pPr>
-        <w:pStyle w:val="BodyText"/>
-      </w:pPr>
-      <w:r>
-        <w:t xml:space="preserve">IRINA: Два. Мало. Рынок это услышит как «мы не боремся».</w:t>
-      </w:r>
-    </w:p>
-    <w:p>
-      <w:pPr>
-        <w:pStyle w:val="BodyText"/>
-      </w:pPr>
-      <w:r>
-        <w:t xml:space="preserve">DIMA: Доллар… сто двенадцать. Сто пятнадцать. Сто восемнадцать. Это за минуту!</w:t>
-      </w:r>
-    </w:p>
-    <w:p>
-      <w:pPr>
-        <w:pStyle w:val="BodyText"/>
-      </w:pPr>
-      <w:r>
-        <w:t xml:space="preserve">ALEKSEY: Кирилл, выключи график. Пожалуйста. Мы его всё равно не остановим.</w:t>
-      </w:r>
-    </w:p>
-    <w:p>
-      <w:pPr>
-        <w:pStyle w:val="BodyText"/>
-      </w:pPr>
-      <w:r>
-        <w:t xml:space="preserve">IRINA: Не выключай. Мне нужен каждый тик. Это не паника. Это бухгалтерия.</w:t>
+        <w:t xml:space="preserve">KIRILL: Сейчас тринадцать двадцать пять, и через пять минут выступает Центробанк. Я вывел трансляцию на большой экран.</w:t>
+      </w:r>
+    </w:p>
+    <w:p>
+      <w:pPr>
+        <w:pStyle w:val="BodyText"/>
+      </w:pPr>
+      <w:r>
+        <w:t xml:space="preserve">IRINA: Не на большой, а на мой. Большой экран — это паника, а мой — это работа.</w:t>
+      </w:r>
+    </w:p>
+    <w:p>
+      <w:pPr>
+        <w:pStyle w:val="BodyText"/>
+      </w:pPr>
+      <w:r>
+        <w:t xml:space="preserve">DIMA: Ирина Сергеевна, а чего именно мы сейчас ждём, если конкретно?</w:t>
+      </w:r>
+    </w:p>
+    <w:p>
+      <w:pPr>
+        <w:pStyle w:val="BodyText"/>
+      </w:pPr>
+      <w:r>
+        <w:t xml:space="preserve">IRINA: Ключевую ставку. Если её поднимут сильно, рубль, может быть, остановится, а если слабо, рубль поедет.</w:t>
+      </w:r>
+    </w:p>
+    <w:p>
+      <w:pPr>
+        <w:pStyle w:val="BodyText"/>
+      </w:pPr>
+      <w:r>
+        <w:t xml:space="preserve">OLGA: «Поедет» — это вежливо сказано. В девяносто восьмом говорили «полетел».</w:t>
+      </w:r>
+    </w:p>
+    <w:p>
+      <w:pPr>
+        <w:pStyle w:val="BodyText"/>
+      </w:pPr>
+      <w:r>
+        <w:t xml:space="preserve">ALEKSEY: Давайте по сценариям. Ирина, вы считали в шесть утра. Сколько их у вас, три?</w:t>
+      </w:r>
+    </w:p>
+    <w:p>
+      <w:pPr>
+        <w:pStyle w:val="BodyText"/>
+      </w:pPr>
+      <w:r>
+        <w:t xml:space="preserve">IRINA: Три. Минус десять — терпимо, минус двадцать — больно, а минус тридцать — это уже новая компания, совсем другая.</w:t>
+      </w:r>
+    </w:p>
+    <w:p>
+      <w:pPr>
+        <w:pStyle w:val="BodyText"/>
+      </w:pPr>
+      <w:r>
+        <w:t xml:space="preserve">KIRILL: Новая компания? А как это понимать?</w:t>
+      </w:r>
+    </w:p>
+    <w:p>
+      <w:pPr>
+        <w:pStyle w:val="BodyText"/>
+      </w:pPr>
+      <w:r>
+        <w:t xml:space="preserve">IRINA: С другими ценами, другими долгами и другими решениями. Название то же и картонка та же, а всё остальное нет.</w:t>
+      </w:r>
+    </w:p>
+    <w:p>
+      <w:pPr>
+        <w:pStyle w:val="BodyText"/>
+      </w:pPr>
+      <w:r>
+        <w:t xml:space="preserve">OLGA: Тринадцать тридцать. Давайте помолчим и послушаем.</w:t>
+      </w:r>
+    </w:p>
+    <w:p>
+      <w:pPr>
+        <w:pStyle w:val="BodyText"/>
+      </w:pPr>
+      <w:r>
+        <w:t xml:space="preserve">KIRILL: Ставку подняли на два процента, хотя аналитики ждали четыре.</w:t>
+      </w:r>
+    </w:p>
+    <w:p>
+      <w:pPr>
+        <w:pStyle w:val="BodyText"/>
+      </w:pPr>
+      <w:r>
+        <w:t xml:space="preserve">IRINA: Два — это мало. Рынок услышит это как «мы не боремся».</w:t>
+      </w:r>
+    </w:p>
+    <w:p>
+      <w:pPr>
+        <w:pStyle w:val="BodyText"/>
+      </w:pPr>
+      <w:r>
+        <w:t xml:space="preserve">DIMA: Доллар… сто двенадцать, сто пятнадцать, сто восемнадцать. И это всего за одну минуту!</w:t>
+      </w:r>
+    </w:p>
+    <w:p>
+      <w:pPr>
+        <w:pStyle w:val="BodyText"/>
+      </w:pPr>
+      <w:r>
+        <w:t xml:space="preserve">ALEKSEY: Кирилл, выключи, пожалуйста, график. Мы его всё равно не остановим, сколько ни смотри.</w:t>
+      </w:r>
+    </w:p>
+    <w:p>
+      <w:pPr>
+        <w:pStyle w:val="BodyText"/>
+      </w:pPr>
+      <w:r>
+        <w:t xml:space="preserve">IRINA: Не выключай, мне нужен каждый тик. Это не паника, это бухгалтерия.</w:t>
       </w:r>
     </w:p>
     <w:bookmarkEnd w:id="21"/>
@@ -1233,95 +1233,95 @@
         <w:pStyle w:val="FirstParagraph"/>
       </w:pPr>
       <w:r>
-        <w:t xml:space="preserve">ALEKSEY: Час прошёл. Ирина, где мы? Одним словом.</w:t>
-      </w:r>
-    </w:p>
-    <w:p>
-      <w:pPr>
-        <w:pStyle w:val="BodyText"/>
-      </w:pPr>
-      <w:r>
-        <w:t xml:space="preserve">IRINA: Итак. Доллар — сто двадцать четыре. Утром был сто. Минус двадцать четыре процента за день. Второй сценарий. Почти.</w:t>
-      </w:r>
-    </w:p>
-    <w:p>
-      <w:pPr>
-        <w:pStyle w:val="BodyText"/>
-      </w:pPr>
-      <w:r>
-        <w:t xml:space="preserve">ALEKSEY: Что это значит для нас? Без слов «больно». Цифрами.</w:t>
-      </w:r>
-    </w:p>
-    <w:p>
-      <w:pPr>
-        <w:pStyle w:val="BodyText"/>
-      </w:pPr>
-      <w:r>
-        <w:t xml:space="preserve">IRINA: Платёж Седжин — через три недели. Два миллиона четыреста тысяч долларов. Утром это было двести сорок миллионов рублей. Сейчас — почти триста. Плюс шестьдесят миллионов. Из воздуха. Мы ничего не купили и ничего не продали. Просто прошёл один день.</w:t>
-      </w:r>
-    </w:p>
-    <w:p>
-      <w:pPr>
-        <w:pStyle w:val="BodyText"/>
-      </w:pPr>
-      <w:r>
-        <w:t xml:space="preserve">DIMA: Шестьдесят? Это почти вся прибыль прошлого года!</w:t>
-      </w:r>
-    </w:p>
-    <w:p>
-      <w:pPr>
-        <w:pStyle w:val="BodyText"/>
-      </w:pPr>
-      <w:r>
-        <w:t xml:space="preserve">IRINA: Это вся прибыль прошлого года. И ещё немного. Курсовая разница. Слово, которое вы сегодня выучите.</w:t>
-      </w:r>
-    </w:p>
-    <w:p>
-      <w:pPr>
-        <w:pStyle w:val="BodyText"/>
-      </w:pPr>
-      <w:r>
-        <w:t xml:space="preserve">OLGA: Подождите. А товар на складе? Он же куплен по старому курсу.</w:t>
-      </w:r>
-    </w:p>
-    <w:p>
-      <w:pPr>
-        <w:pStyle w:val="BodyText"/>
-      </w:pPr>
-      <w:r>
-        <w:t xml:space="preserve">IRINA: Куплен. И это хуже, чем кажется. Если мы продадим его по старой цене — мы получим старые рубли. А следующую партию будем покупать новыми. Каждый проданный шприц по старой цене — это минус на следующем.</w:t>
-      </w:r>
-    </w:p>
-    <w:p>
-      <w:pPr>
-        <w:pStyle w:val="BodyText"/>
-      </w:pPr>
-      <w:r>
-        <w:t xml:space="preserve">ALEKSEY: Значит, поднимать цену?</w:t>
-      </w:r>
-    </w:p>
-    <w:p>
-      <w:pPr>
-        <w:pStyle w:val="BodyText"/>
-      </w:pPr>
-      <w:r>
-        <w:t xml:space="preserve">IRINA: Значит, думать о цене. Не поднимать сегодня. Сегодня поднимают все. Серые уже подняли.</w:t>
-      </w:r>
-    </w:p>
-    <w:p>
-      <w:pPr>
-        <w:pStyle w:val="BodyText"/>
-      </w:pPr>
-      <w:r>
-        <w:t xml:space="preserve">KIRILL: Подняли. Я смотрю каналы. Тридцать процентов. Через час после ставки. «В связи с курсом».</w:t>
-      </w:r>
-    </w:p>
-    <w:p>
-      <w:pPr>
-        <w:pStyle w:val="BodyText"/>
-      </w:pPr>
-      <w:r>
-        <w:t xml:space="preserve">DIMA: Через час? У них же товар старый! Они его купили в прошлом году!</w:t>
+        <w:t xml:space="preserve">ALEKSEY: Прошёл час. Ирина, где мы сейчас? Скажите одним словом, если можно.</w:t>
+      </w:r>
+    </w:p>
+    <w:p>
+      <w:pPr>
+        <w:pStyle w:val="BodyText"/>
+      </w:pPr>
+      <w:r>
+        <w:t xml:space="preserve">IRINA: Итак, доллар сто двадцать четыре, а утром был сто, то есть минус двадцать четыре процента за день. Это почти второй сценарий.</w:t>
+      </w:r>
+    </w:p>
+    <w:p>
+      <w:pPr>
+        <w:pStyle w:val="BodyText"/>
+      </w:pPr>
+      <w:r>
+        <w:t xml:space="preserve">ALEKSEY: И что это значит для нас? Только без слова «больно», а цифрами.</w:t>
+      </w:r>
+    </w:p>
+    <w:p>
+      <w:pPr>
+        <w:pStyle w:val="BodyText"/>
+      </w:pPr>
+      <w:r>
+        <w:t xml:space="preserve">IRINA: Платёж Седжин через три недели: два миллиона четыреста тысяч долларов. Утром это было двести сорок миллионов рублей, а сейчас почти триста. Плюс шестьдесят миллионов. Из воздуха. Мы ничего не купили и ничего не продали, просто прошёл один день.</w:t>
+      </w:r>
+    </w:p>
+    <w:p>
+      <w:pPr>
+        <w:pStyle w:val="BodyText"/>
+      </w:pPr>
+      <w:r>
+        <w:t xml:space="preserve">DIMA: Шестьдесят миллионов? Но это же почти вся прибыль прошлого года!</w:t>
+      </w:r>
+    </w:p>
+    <w:p>
+      <w:pPr>
+        <w:pStyle w:val="BodyText"/>
+      </w:pPr>
+      <w:r>
+        <w:t xml:space="preserve">IRINA: Это вся прибыль прошлого года, и даже немного больше. Это называется курсовая разница, и это слово вы сегодня выучите.</w:t>
+      </w:r>
+    </w:p>
+    <w:p>
+      <w:pPr>
+        <w:pStyle w:val="BodyText"/>
+      </w:pPr>
+      <w:r>
+        <w:t xml:space="preserve">OLGA: Подождите, а как же товар на складе? Он ведь куплен по старому курсу.</w:t>
+      </w:r>
+    </w:p>
+    <w:p>
+      <w:pPr>
+        <w:pStyle w:val="BodyText"/>
+      </w:pPr>
+      <w:r>
+        <w:t xml:space="preserve">IRINA: Куплен, и это хуже, чем кажется. Если мы продадим его по старой цене, то получим старые рубли, а следующую партию будем покупать новыми. Так что каждый шприц, проданный по старой цене, — это минус на следующем.</w:t>
+      </w:r>
+    </w:p>
+    <w:p>
+      <w:pPr>
+        <w:pStyle w:val="BodyText"/>
+      </w:pPr>
+      <w:r>
+        <w:t xml:space="preserve">ALEKSEY: Значит, нам нужно поднимать цену?</w:t>
+      </w:r>
+    </w:p>
+    <w:p>
+      <w:pPr>
+        <w:pStyle w:val="BodyText"/>
+      </w:pPr>
+      <w:r>
+        <w:t xml:space="preserve">IRINA: Значит, нужно думать о цене, но не поднимать её сегодня. Сегодня поднимают все, и серые уже подняли.</w:t>
+      </w:r>
+    </w:p>
+    <w:p>
+      <w:pPr>
+        <w:pStyle w:val="BodyText"/>
+      </w:pPr>
+      <w:r>
+        <w:t xml:space="preserve">KIRILL: Да, подняли, я смотрю их каналы: на тридцать процентов, через час после ставки, «в связи с курсом».</w:t>
+      </w:r>
+    </w:p>
+    <w:p>
+      <w:pPr>
+        <w:pStyle w:val="BodyText"/>
+      </w:pPr>
+      <w:r>
+        <w:t xml:space="preserve">DIMA: Через час? Но у них же товар старый, они его купили ещё в прошлом году!</w:t>
       </w:r>
     </w:p>
     <w:p>
@@ -1337,175 +1337,175 @@
         <w:pStyle w:val="BodyText"/>
       </w:pPr>
       <w:r>
-        <w:t xml:space="preserve">ALEKSEY: Хорошо. Кто нам уже звонил?</w:t>
-      </w:r>
-    </w:p>
-    <w:p>
-      <w:pPr>
-        <w:pStyle w:val="BodyText"/>
-      </w:pPr>
-      <w:r>
-        <w:t xml:space="preserve">DIMA: Сорок клиник за час. Все спрашивают: «Цена будет?» Половина хочет заказать на полгода. По старой.</w:t>
-      </w:r>
-    </w:p>
-    <w:p>
-      <w:pPr>
-        <w:pStyle w:val="BodyText"/>
-      </w:pPr>
-      <w:r>
-        <w:t xml:space="preserve">IRINA: Вот. Это и есть главная опасность. Если мы продадим полгода запаса по старой цене, склад будет пустой, деньги — старые, а новый товар — по сто двадцать четыре. Мы будем работать полгода, чтобы стать беднее. Это хуже, чем ничего не продать.</w:t>
-      </w:r>
-    </w:p>
-    <w:p>
-      <w:pPr>
-        <w:pStyle w:val="BodyText"/>
-      </w:pPr>
-      <w:r>
-        <w:t xml:space="preserve">DIMA: Но это продажи! Огромные! Мы перевыполним план за неделю!</w:t>
-      </w:r>
-    </w:p>
-    <w:p>
-      <w:pPr>
-        <w:pStyle w:val="BodyText"/>
-      </w:pPr>
-      <w:r>
-        <w:t xml:space="preserve">IRINA: Мы перевыполним план. И разоримся к лету. Дима, это не продажи. Это паника, переодетая в продажи.</w:t>
-      </w:r>
-    </w:p>
-    <w:p>
-      <w:pPr>
-        <w:pStyle w:val="BodyText"/>
-      </w:pPr>
-      <w:r>
-        <w:t xml:space="preserve">DIMA: Красиво сказали. Мне не нравится, но красиво.</w:t>
-      </w:r>
-    </w:p>
-    <w:p>
-      <w:pPr>
-        <w:pStyle w:val="BodyText"/>
-      </w:pPr>
-      <w:r>
-        <w:t xml:space="preserve">IRINA: Это не я сказала. Это Борис Игоревич. Про девяносто восьмой.</w:t>
-      </w:r>
-    </w:p>
-    <w:p>
-      <w:pPr>
-        <w:pStyle w:val="BodyText"/>
-      </w:pPr>
-      <w:r>
-        <w:t xml:space="preserve">OLGA: Есть ещё договоры. Партнёры. Помните пункт Марины? Петербург. «Кризис — числом».</w:t>
-      </w:r>
-    </w:p>
-    <w:p>
-      <w:pPr>
-        <w:pStyle w:val="BodyText"/>
-      </w:pPr>
-      <w:r>
-        <w:t xml:space="preserve">ALEKSEY: Помню. «Если курс меняется больше чем на пятнадцать процентов — стороны садятся за стол».</w:t>
-      </w:r>
-    </w:p>
-    <w:p>
-      <w:pPr>
-        <w:pStyle w:val="BodyText"/>
-      </w:pPr>
-      <w:r>
-        <w:t xml:space="preserve">OLGA: Мы его потом вписали во все пять договоров. Казань, Урал, Сибирь, Владивосток. Слово в слово. Я сама настояла.</w:t>
-      </w:r>
-    </w:p>
-    <w:p>
-      <w:pPr>
-        <w:pStyle w:val="BodyText"/>
-      </w:pPr>
-      <w:r>
-        <w:t xml:space="preserve">IRINA: Пятнадцать. Сегодня — двадцать четыре. Пункт сработал. Во всех пяти.</w:t>
-      </w:r>
-    </w:p>
-    <w:p>
-      <w:pPr>
-        <w:pStyle w:val="BodyText"/>
-      </w:pPr>
-      <w:r>
-        <w:t xml:space="preserve">ALEKSEY: Значит, сесть за стол. Не звонить с новой ценой. Сесть.</w:t>
-      </w:r>
-    </w:p>
-    <w:p>
-      <w:pPr>
-        <w:pStyle w:val="BodyText"/>
-      </w:pPr>
-      <w:r>
-        <w:t xml:space="preserve">MARINA: Алексей Николаевич. Лебедева. Я знаю, что вы заняты. Две минуты. Не четыре.</w:t>
-      </w:r>
-    </w:p>
-    <w:p>
-      <w:pPr>
-        <w:pStyle w:val="BodyText"/>
-      </w:pPr>
-      <w:r>
-        <w:t xml:space="preserve">ALEKSEY: Марина. Мы как раз о вас говорили. О вашем пункте.</w:t>
-      </w:r>
-    </w:p>
-    <w:p>
-      <w:pPr>
-        <w:pStyle w:val="BodyText"/>
-      </w:pPr>
-      <w:r>
-        <w:t xml:space="preserve">MARINA: Поэтому и звоню. Пункт сработал. Прошу встречу. Не сегодня — сегодня все кричат. В понедельник.</w:t>
-      </w:r>
-    </w:p>
-    <w:p>
-      <w:pPr>
-        <w:pStyle w:val="BodyText"/>
-      </w:pPr>
-      <w:r>
-        <w:t xml:space="preserve">ALEKSEY: В понедельник. Всех пятерых? Вместе?</w:t>
-      </w:r>
-    </w:p>
-    <w:p>
-      <w:pPr>
-        <w:pStyle w:val="BodyText"/>
-      </w:pPr>
-      <w:r>
-        <w:t xml:space="preserve">MARINA: Всех. Вы хотели нас познакомить в январе — не успели. Значит, познакомимся в кризис. Это даже лучше. В кризис сразу видно, кто есть кто. В январе мы бы пили чай и хвалили друг друга. В понедельник — будем считать.</w:t>
-      </w:r>
-    </w:p>
-    <w:p>
-      <w:pPr>
-        <w:pStyle w:val="BodyText"/>
-      </w:pPr>
-      <w:r>
-        <w:t xml:space="preserve">IRINA: Марина, а заказы? Ваши клиники хотят на полгода вперёд?</w:t>
-      </w:r>
-    </w:p>
-    <w:p>
-      <w:pPr>
-        <w:pStyle w:val="BodyText"/>
-      </w:pPr>
-      <w:r>
-        <w:t xml:space="preserve">MARINA: Хотят. Я им сказала: «Нет. Обычный месячный заказ. Как всегда». Мне не нужен склад, который съест меня летом.</w:t>
-      </w:r>
-    </w:p>
-    <w:p>
-      <w:pPr>
-        <w:pStyle w:val="BodyText"/>
-      </w:pPr>
-      <w:r>
-        <w:t xml:space="preserve">DIMA: Вы отказали своим клиникам? В продажах?</w:t>
-      </w:r>
-    </w:p>
-    <w:p>
-      <w:pPr>
-        <w:pStyle w:val="BodyText"/>
-      </w:pPr>
-      <w:r>
-        <w:t xml:space="preserve">MARINA: Я отказала их панике. Это разное, Дмитрий Сергеевич. В Петербурге это знают с девяносто восьмого.</w:t>
-      </w:r>
-    </w:p>
-    <w:p>
-      <w:pPr>
-        <w:pStyle w:val="BodyText"/>
-      </w:pPr>
-      <w:r>
-        <w:t xml:space="preserve">ALEKSEY: Спасибо, Марина. В понедельник. В десять. Ровно.</w:t>
+        <w:t xml:space="preserve">ALEKSEY: Хорошо. А кто нам уже успел позвонить?</w:t>
+      </w:r>
+    </w:p>
+    <w:p>
+      <w:pPr>
+        <w:pStyle w:val="BodyText"/>
+      </w:pPr>
+      <w:r>
+        <w:t xml:space="preserve">DIMA: За час позвонили сорок клиник, и все спрашивают: «Цена будет?» А половина хочет заказать на полгода вперёд по старой цене.</w:t>
+      </w:r>
+    </w:p>
+    <w:p>
+      <w:pPr>
+        <w:pStyle w:val="BodyText"/>
+      </w:pPr>
+      <w:r>
+        <w:t xml:space="preserve">IRINA: Вот, это и есть главная опасность. Если мы продадим полгода запаса по старой цене, склад будет пустой, деньги старые, а новый товар по сто двадцать четыре. Мы будем работать полгода, чтобы стать беднее. Это хуже, чем вообще ничего не продать, и гораздо опаснее, чем кажется.</w:t>
+      </w:r>
+    </w:p>
+    <w:p>
+      <w:pPr>
+        <w:pStyle w:val="BodyText"/>
+      </w:pPr>
+      <w:r>
+        <w:t xml:space="preserve">DIMA: Но это же продажи, огромные! Мы перевыполним план за одну неделю!</w:t>
+      </w:r>
+    </w:p>
+    <w:p>
+      <w:pPr>
+        <w:pStyle w:val="BodyText"/>
+      </w:pPr>
+      <w:r>
+        <w:t xml:space="preserve">IRINA: План мы перевыполним, а к лету разоримся. Дима, это не продажи. Это паника, переодетая в продажи.</w:t>
+      </w:r>
+    </w:p>
+    <w:p>
+      <w:pPr>
+        <w:pStyle w:val="BodyText"/>
+      </w:pPr>
+      <w:r>
+        <w:t xml:space="preserve">DIMA: Красиво сказали. Мне это не нравится, но сказано красиво.</w:t>
+      </w:r>
+    </w:p>
+    <w:p>
+      <w:pPr>
+        <w:pStyle w:val="BodyText"/>
+      </w:pPr>
+      <w:r>
+        <w:t xml:space="preserve">IRINA: Это сказала не я, а Борис Игоревич, когда рассказывал про девяносто восьмой.</w:t>
+      </w:r>
+    </w:p>
+    <w:p>
+      <w:pPr>
+        <w:pStyle w:val="BodyText"/>
+      </w:pPr>
+      <w:r>
+        <w:t xml:space="preserve">OLGA: Есть ещё договоры с партнёрами. Помните пункт Марины в Петербурге, где кризис должен быть выражен числом?</w:t>
+      </w:r>
+    </w:p>
+    <w:p>
+      <w:pPr>
+        <w:pStyle w:val="BodyText"/>
+      </w:pPr>
+      <w:r>
+        <w:t xml:space="preserve">ALEKSEY: Помню: «Если курс меняется больше чем на пятнадцать процентов, стороны садятся за стол».</w:t>
+      </w:r>
+    </w:p>
+    <w:p>
+      <w:pPr>
+        <w:pStyle w:val="BodyText"/>
+      </w:pPr>
+      <w:r>
+        <w:t xml:space="preserve">OLGA: Потом мы вписали его во все пять договоров — Казань, Урал, Сибирь и Владивосток — слово в слово. Я сама на этом настояла.</w:t>
+      </w:r>
+    </w:p>
+    <w:p>
+      <w:pPr>
+        <w:pStyle w:val="BodyText"/>
+      </w:pPr>
+      <w:r>
+        <w:t xml:space="preserve">IRINA: Там пятнадцать процентов, а сегодня двадцать четыре, так что пункт сработал во всех пяти договорах.</w:t>
+      </w:r>
+    </w:p>
+    <w:p>
+      <w:pPr>
+        <w:pStyle w:val="BodyText"/>
+      </w:pPr>
+      <w:r>
+        <w:t xml:space="preserve">ALEKSEY: Значит, нужно сесть за стол. Не звонить партнёрам с новой ценой, а сесть за стол.</w:t>
+      </w:r>
+    </w:p>
+    <w:p>
+      <w:pPr>
+        <w:pStyle w:val="BodyText"/>
+      </w:pPr>
+      <w:r>
+        <w:t xml:space="preserve">MARINA: Алексей Николаевич, это Лебедева. Я знаю, что вы заняты, поэтому всего две минуты, а не четыре.</w:t>
+      </w:r>
+    </w:p>
+    <w:p>
+      <w:pPr>
+        <w:pStyle w:val="BodyText"/>
+      </w:pPr>
+      <w:r>
+        <w:t xml:space="preserve">ALEKSEY: Марина, а мы как раз говорили о вас и о вашем пункте.</w:t>
+      </w:r>
+    </w:p>
+    <w:p>
+      <w:pPr>
+        <w:pStyle w:val="BodyText"/>
+      </w:pPr>
+      <w:r>
+        <w:t xml:space="preserve">MARINA: Поэтому я и звоню: пункт сработал, и я прошу встречу. Только не сегодня, потому что сегодня все кричат, а в понедельник.</w:t>
+      </w:r>
+    </w:p>
+    <w:p>
+      <w:pPr>
+        <w:pStyle w:val="BodyText"/>
+      </w:pPr>
+      <w:r>
+        <w:t xml:space="preserve">ALEKSEY: В понедельник? Всех пятерых партнёров вместе?</w:t>
+      </w:r>
+    </w:p>
+    <w:p>
+      <w:pPr>
+        <w:pStyle w:val="BodyText"/>
+      </w:pPr>
+      <w:r>
+        <w:t xml:space="preserve">MARINA: Всех. Вы хотели познакомить нас в январе, но не успели, значит, познакомимся в кризис, и это даже лучше, потому что в кризис сразу видно, кто есть кто. В январе мы бы пили чай и хвалили друг друга, а в понедельник будем считать.</w:t>
+      </w:r>
+    </w:p>
+    <w:p>
+      <w:pPr>
+        <w:pStyle w:val="BodyText"/>
+      </w:pPr>
+      <w:r>
+        <w:t xml:space="preserve">IRINA: Марина, а что с заказами? Ваши клиники тоже хотят на полгода вперёд?</w:t>
+      </w:r>
+    </w:p>
+    <w:p>
+      <w:pPr>
+        <w:pStyle w:val="BodyText"/>
+      </w:pPr>
+      <w:r>
+        <w:t xml:space="preserve">MARINA: Хотят, а я им сказала: «Нет, только обычный месячный заказ, как всегда». Мне не нужен склад, который съест меня летом.</w:t>
+      </w:r>
+    </w:p>
+    <w:p>
+      <w:pPr>
+        <w:pStyle w:val="BodyText"/>
+      </w:pPr>
+      <w:r>
+        <w:t xml:space="preserve">DIMA: Вы отказали своим клиникам? Отказались от продаж?</w:t>
+      </w:r>
+    </w:p>
+    <w:p>
+      <w:pPr>
+        <w:pStyle w:val="BodyText"/>
+      </w:pPr>
+      <w:r>
+        <w:t xml:space="preserve">MARINA: Я отказала их панике, а это разное, Дмитрий Сергеевич. В Петербурге это знают ещё с девяносто восьмого.</w:t>
+      </w:r>
+    </w:p>
+    <w:p>
+      <w:pPr>
+        <w:pStyle w:val="BodyText"/>
+      </w:pPr>
+      <w:r>
+        <w:t xml:space="preserve">ALEKSEY: Спасибо, Марина. Значит, в понедельник, в десять, ровно.</w:t>
       </w:r>
     </w:p>
     <w:bookmarkEnd w:id="22"/>
@@ -1523,239 +1523,239 @@
         <w:pStyle w:val="FirstParagraph"/>
       </w:pPr>
       <w:r>
-        <w:t xml:space="preserve">KIRILL: Заказов — сто двадцать. За день. Обычно — тридцать. Средний объём — в четыре раза больше обычного.</w:t>
-      </w:r>
-    </w:p>
-    <w:p>
-      <w:pPr>
-        <w:pStyle w:val="BodyText"/>
-      </w:pPr>
-      <w:r>
-        <w:t xml:space="preserve">ALEKSEY: Решение. Сегодня. До закрытия. Дима, Ирина, Ольга — что делаем с заказами?</w:t>
-      </w:r>
-    </w:p>
-    <w:p>
-      <w:pPr>
-        <w:pStyle w:val="BodyText"/>
-      </w:pPr>
-      <w:r>
-        <w:t xml:space="preserve">DIMA: Принимаем. Это наши клиенты. Они нам доверяют. Если мы откажем, они пойдут к серым.</w:t>
-      </w:r>
-    </w:p>
-    <w:p>
-      <w:pPr>
-        <w:pStyle w:val="BodyText"/>
-      </w:pPr>
-      <w:r>
-        <w:t xml:space="preserve">IRINA: К серым, у которых плюс тридцать? Не пойдут. Сегодня — нет.</w:t>
-      </w:r>
-    </w:p>
-    <w:p>
-      <w:pPr>
-        <w:pStyle w:val="BodyText"/>
-      </w:pPr>
-      <w:r>
-        <w:t xml:space="preserve">OLGA: Юридически мы можем ограничить объём. В договорах с клиниками — «по согласованию». Мы не обязаны отгружать полгода.</w:t>
-      </w:r>
-    </w:p>
-    <w:p>
-      <w:pPr>
-        <w:pStyle w:val="BodyText"/>
-      </w:pPr>
-      <w:r>
-        <w:t xml:space="preserve">ALEKSEY: Можем. А честно?</w:t>
-      </w:r>
-    </w:p>
-    <w:p>
-      <w:pPr>
-        <w:pStyle w:val="BodyText"/>
-      </w:pPr>
-      <w:r>
-        <w:t xml:space="preserve">OLGA: Честно — объяснить. Почему. И ограничить всех одинаково. Не по знакомству.</w:t>
-      </w:r>
-    </w:p>
-    <w:p>
-      <w:pPr>
-        <w:pStyle w:val="BodyText"/>
-      </w:pPr>
-      <w:r>
-        <w:t xml:space="preserve">KIRILL: Можно как с экзаменами? Очередь. Только не по датам, а по объёму. Каждая клиника — свой обычный месячный объём. Средний за полгода. Это видно в системе. Больше — нельзя. Никому. Даже Корниловой.</w:t>
-      </w:r>
-    </w:p>
-    <w:p>
-      <w:pPr>
-        <w:pStyle w:val="BodyText"/>
-      </w:pPr>
-      <w:r>
-        <w:t xml:space="preserve">DIMA: Даже Корниловой? Она обидится.</w:t>
-      </w:r>
-    </w:p>
-    <w:p>
-      <w:pPr>
-        <w:pStyle w:val="BodyText"/>
-      </w:pPr>
-      <w:r>
-        <w:t xml:space="preserve">KORNILOVA: Не обижусь. Я всё слышу, у меня громкая связь. У меня клиника, и я сама сегодня утром хотела заказать на три месяца. Испугалась, как все. Двадцать лет работаю — и испугалась. Кирилл прав. Ограничьте меня первую. Пусть все знают.</w:t>
-      </w:r>
-    </w:p>
-    <w:p>
-      <w:pPr>
-        <w:pStyle w:val="BodyText"/>
-      </w:pPr>
-      <w:r>
-        <w:t xml:space="preserve">ALEKSEY: Елена Викторовна. Спасибо. Это поможет больше, чем любое письмо.</w:t>
-      </w:r>
-    </w:p>
-    <w:p>
-      <w:pPr>
-        <w:pStyle w:val="BodyText"/>
-      </w:pPr>
-      <w:r>
-        <w:t xml:space="preserve">DIMA: Хорошо. Месячный объём. Но цена? Что я скажу клиникам про цену? Сорок звонков ждут ответа.</w:t>
-      </w:r>
-    </w:p>
-    <w:p>
-      <w:pPr>
-        <w:pStyle w:val="BodyText"/>
-      </w:pPr>
-      <w:r>
-        <w:t xml:space="preserve">IRINA: Скажите правду. «Цена на текущие заказы — старая. Новая цена — после встречи с партнёрами, в понедельник. Мы не поднимаем цену в день паники». И ещё скажите: «Объём — как обычно. Для всех. Даже для Корниловой».</w:t>
-      </w:r>
-    </w:p>
-    <w:p>
-      <w:pPr>
-        <w:pStyle w:val="BodyText"/>
-      </w:pPr>
-      <w:r>
-        <w:t xml:space="preserve">DIMA: «Мы не поднимаем цену в день паники». Это… это можно сказать врачу.</w:t>
-      </w:r>
-    </w:p>
-    <w:p>
-      <w:pPr>
-        <w:pStyle w:val="BodyText"/>
-      </w:pPr>
-      <w:r>
-        <w:t xml:space="preserve">ALEKSEY: Это можно сказать кому угодно. Это правда.</w:t>
-      </w:r>
-    </w:p>
-    <w:p>
-      <w:pPr>
-        <w:pStyle w:val="BodyText"/>
-      </w:pPr>
-      <w:r>
-        <w:t xml:space="preserve">OLGA: И ещё. Предупреждаю. Будут те, кто закажет через трёх подставных. Через знакомую клинику, через сестру. Чтобы обойти лимит.</w:t>
-      </w:r>
-    </w:p>
-    <w:p>
-      <w:pPr>
-        <w:pStyle w:val="BodyText"/>
-      </w:pPr>
-      <w:r>
-        <w:t xml:space="preserve">KIRILL: Коды. Каждый шприц привязан к клинике. Если клиника получила в четыре раза больше обычного и продала мастерам — «Командировка» увидит это через неделю. Как с Гусевым. Только теперь мы смотрим не после беды, а до неё.</w:t>
-      </w:r>
-    </w:p>
-    <w:p>
-      <w:pPr>
-        <w:pStyle w:val="BodyText"/>
-      </w:pPr>
-      <w:r>
-        <w:t xml:space="preserve">IRINA: Хорошо. Тогда последнее. Деньги. Шестьдесят миллионов курсовой разницы. Кредитная линия — двадцать. Её не хватит.</w:t>
-      </w:r>
-    </w:p>
-    <w:p>
-      <w:pPr>
-        <w:pStyle w:val="BodyText"/>
-      </w:pPr>
-      <w:r>
-        <w:t xml:space="preserve">ALEKSEY: Не хватит. Что ещё?</w:t>
-      </w:r>
-    </w:p>
-    <w:p>
-      <w:pPr>
-        <w:pStyle w:val="BodyText"/>
-      </w:pPr>
-      <w:r>
-        <w:t xml:space="preserve">IRINA: Не знаю. Пока. Это первый раз за пять лет, когда я говорю «не знаю» про деньги.</w:t>
-      </w:r>
-    </w:p>
-    <w:p>
-      <w:pPr>
-        <w:pStyle w:val="BodyText"/>
-      </w:pPr>
-      <w:r>
-        <w:t xml:space="preserve">OLGA: Записать дату? Кирилл любит даты.</w:t>
-      </w:r>
-    </w:p>
-    <w:p>
-      <w:pPr>
-        <w:pStyle w:val="BodyText"/>
-      </w:pPr>
-      <w:r>
-        <w:t xml:space="preserve">KIRILL: Я записал. И подчеркнул. Второй раз за полгода.</w:t>
-      </w:r>
-    </w:p>
-    <w:p>
-      <w:pPr>
-        <w:pStyle w:val="BodyText"/>
-      </w:pPr>
-      <w:r>
-        <w:t xml:space="preserve">IRINA: Не смешно. Хотя… смешно. Ладно. До понедельника я найду варианты. Три. Как всегда.</w:t>
-      </w:r>
-    </w:p>
-    <w:p>
-      <w:pPr>
-        <w:pStyle w:val="BodyText"/>
-      </w:pPr>
-      <w:r>
-        <w:t xml:space="preserve">ALEKSEY: Не до понедельника. Завтра — суббота. Послезавтра — первое воскресенье.</w:t>
-      </w:r>
-    </w:p>
-    <w:p>
-      <w:pPr>
-        <w:pStyle w:val="BodyText"/>
-      </w:pPr>
-      <w:r>
-        <w:t xml:space="preserve">IRINA: Вы поедете? Сейчас? В такой день?</w:t>
-      </w:r>
-    </w:p>
-    <w:p>
-      <w:pPr>
-        <w:pStyle w:val="BodyText"/>
-      </w:pPr>
-      <w:r>
-        <w:t xml:space="preserve">ALEKSEY: Не знаю. Бабушка скажет.</w:t>
-      </w:r>
-    </w:p>
-    <w:p>
-      <w:pPr>
-        <w:pStyle w:val="BodyText"/>
-      </w:pPr>
-      <w:r>
-        <w:t xml:space="preserve">DIMA: Алексей Николаевич, сорок клиник. Я начинаю звонить. «Мы не поднимаем цену в день паники».</w:t>
-      </w:r>
-    </w:p>
-    <w:p>
-      <w:pPr>
-        <w:pStyle w:val="BodyText"/>
-      </w:pPr>
-      <w:r>
-        <w:t xml:space="preserve">ALEKSEY: Звони. Своим голосом. Не читай.</w:t>
-      </w:r>
-    </w:p>
-    <w:p>
-      <w:pPr>
-        <w:pStyle w:val="BodyText"/>
-      </w:pPr>
-      <w:r>
-        <w:t xml:space="preserve">DIMA: Своим голосом. Как Аля. Понял.</w:t>
-      </w:r>
-    </w:p>
-    <w:p>
-      <w:pPr>
-        <w:pStyle w:val="BodyText"/>
-      </w:pPr>
-      <w:r>
-        <w:t xml:space="preserve">IRINA: И записывай, кто что сказал. В понедельник пригодится.</w:t>
+        <w:t xml:space="preserve">KIRILL: За день пришло сто двадцать заказов, хотя обычно бывает тридцать, и средний объём в четыре раза больше обычного.</w:t>
+      </w:r>
+    </w:p>
+    <w:p>
+      <w:pPr>
+        <w:pStyle w:val="BodyText"/>
+      </w:pPr>
+      <w:r>
+        <w:t xml:space="preserve">ALEKSEY: Нам нужно решение сегодня, до закрытия. Дима, Ирина, Ольга, что мы делаем с заказами?</w:t>
+      </w:r>
+    </w:p>
+    <w:p>
+      <w:pPr>
+        <w:pStyle w:val="BodyText"/>
+      </w:pPr>
+      <w:r>
+        <w:t xml:space="preserve">DIMA: Принимаем, потому что это наши клиенты, и они нам доверяют. Если мы откажем, они пойдут к серым.</w:t>
+      </w:r>
+    </w:p>
+    <w:p>
+      <w:pPr>
+        <w:pStyle w:val="BodyText"/>
+      </w:pPr>
+      <w:r>
+        <w:t xml:space="preserve">IRINA: К серым, у которых плюс тридцать процентов? Не пойдут, по крайней мере сегодня.</w:t>
+      </w:r>
+    </w:p>
+    <w:p>
+      <w:pPr>
+        <w:pStyle w:val="BodyText"/>
+      </w:pPr>
+      <w:r>
+        <w:t xml:space="preserve">OLGA: Юридически мы можем ограничить объём, потому что в договорах с клиниками написано «по согласованию». Мы не обязаны отгружать на полгода вперёд.</w:t>
+      </w:r>
+    </w:p>
+    <w:p>
+      <w:pPr>
+        <w:pStyle w:val="BodyText"/>
+      </w:pPr>
+      <w:r>
+        <w:t xml:space="preserve">ALEKSEY: Можем, это понятно. А как будет честно?</w:t>
+      </w:r>
+    </w:p>
+    <w:p>
+      <w:pPr>
+        <w:pStyle w:val="BodyText"/>
+      </w:pPr>
+      <w:r>
+        <w:t xml:space="preserve">OLGA: Честно — объяснить, почему мы это делаем, и ограничить всех одинаково, а не по знакомству.</w:t>
+      </w:r>
+    </w:p>
+    <w:p>
+      <w:pPr>
+        <w:pStyle w:val="BodyText"/>
+      </w:pPr>
+      <w:r>
+        <w:t xml:space="preserve">KIRILL: Можно сделать как с экзаменами? Очередь, только не по датам, а по объёму. Каждая клиника получает свой обычный месячный объём, средний за полгода, это видно в системе. Больше нельзя никому, даже самой Корниловой, и тогда никто не будет обижен.</w:t>
+      </w:r>
+    </w:p>
+    <w:p>
+      <w:pPr>
+        <w:pStyle w:val="BodyText"/>
+      </w:pPr>
+      <w:r>
+        <w:t xml:space="preserve">DIMA: Даже Корниловой? Она же обидится на нас.</w:t>
+      </w:r>
+    </w:p>
+    <w:p>
+      <w:pPr>
+        <w:pStyle w:val="BodyText"/>
+      </w:pPr>
+      <w:r>
+        <w:t xml:space="preserve">KORNILOVA: Не обижусь, я всё слышу по громкой связи. У меня клиника, и я сама сегодня утром хотела заказать на три месяца, потому что испугалась, как все. Двадцать лет работаю, а всё равно испугалась. Кирилл прав: ограничьте меня первой, и пусть все об этом знают.</w:t>
+      </w:r>
+    </w:p>
+    <w:p>
+      <w:pPr>
+        <w:pStyle w:val="BodyText"/>
+      </w:pPr>
+      <w:r>
+        <w:t xml:space="preserve">ALEKSEY: Елена Викторовна, спасибо вам. Это поможет больше, чем любое письмо клиникам.</w:t>
+      </w:r>
+    </w:p>
+    <w:p>
+      <w:pPr>
+        <w:pStyle w:val="BodyText"/>
+      </w:pPr>
+      <w:r>
+        <w:t xml:space="preserve">DIMA: Хорошо, пусть будет месячный объём. Но что я скажу клиникам про цену? Сорок звонков ждут ответа.</w:t>
+      </w:r>
+    </w:p>
+    <w:p>
+      <w:pPr>
+        <w:pStyle w:val="BodyText"/>
+      </w:pPr>
+      <w:r>
+        <w:t xml:space="preserve">IRINA: Скажите правду: «Цена на текущие заказы старая, а новая цена будет после встречи с партнёрами в понедельник. Мы не поднимаем цену в день паники». И ещё скажите: «Объём как обычно, для всех, даже для Корниловой».</w:t>
+      </w:r>
+    </w:p>
+    <w:p>
+      <w:pPr>
+        <w:pStyle w:val="BodyText"/>
+      </w:pPr>
+      <w:r>
+        <w:t xml:space="preserve">DIMA: «Мы не поднимаем цену в день паники». Это… это действительно можно сказать врачу.</w:t>
+      </w:r>
+    </w:p>
+    <w:p>
+      <w:pPr>
+        <w:pStyle w:val="BodyText"/>
+      </w:pPr>
+      <w:r>
+        <w:t xml:space="preserve">ALEKSEY: Это можно сказать кому угодно, потому что это правда.</w:t>
+      </w:r>
+    </w:p>
+    <w:p>
+      <w:pPr>
+        <w:pStyle w:val="BodyText"/>
+      </w:pPr>
+      <w:r>
+        <w:t xml:space="preserve">OLGA: И ещё я вас предупреждаю: будут те, кто закажет через подставных — через знакомую клинику или через сестру, чтобы обойти лимит.</w:t>
+      </w:r>
+    </w:p>
+    <w:p>
+      <w:pPr>
+        <w:pStyle w:val="BodyText"/>
+      </w:pPr>
+      <w:r>
+        <w:t xml:space="preserve">KIRILL: Для этого есть коды: каждый шприц привязан к клинике. Если клиника получила в четыре раза больше обычного и продала мастерам, «Командировка» увидит это через неделю, как с Гусевым. Только теперь мы смотрим не после беды, а до неё.</w:t>
+      </w:r>
+    </w:p>
+    <w:p>
+      <w:pPr>
+        <w:pStyle w:val="BodyText"/>
+      </w:pPr>
+      <w:r>
+        <w:t xml:space="preserve">IRINA: Хорошо, тогда последнее — деньги. Курсовая разница шестьдесят миллионов, а кредитная линия всего двадцать, так что её не хватит.</w:t>
+      </w:r>
+    </w:p>
+    <w:p>
+      <w:pPr>
+        <w:pStyle w:val="BodyText"/>
+      </w:pPr>
+      <w:r>
+        <w:t xml:space="preserve">ALEKSEY: Не хватит. А что у нас есть ещё?</w:t>
+      </w:r>
+    </w:p>
+    <w:p>
+      <w:pPr>
+        <w:pStyle w:val="BodyText"/>
+      </w:pPr>
+      <w:r>
+        <w:t xml:space="preserve">IRINA: Пока не знаю. Это первый раз за пять лет, когда я говорю «не знаю» про деньги.</w:t>
+      </w:r>
+    </w:p>
+    <w:p>
+      <w:pPr>
+        <w:pStyle w:val="BodyText"/>
+      </w:pPr>
+      <w:r>
+        <w:t xml:space="preserve">OLGA: Может, записать дату? Кирилл ведь любит даты.</w:t>
+      </w:r>
+    </w:p>
+    <w:p>
+      <w:pPr>
+        <w:pStyle w:val="BodyText"/>
+      </w:pPr>
+      <w:r>
+        <w:t xml:space="preserve">KIRILL: Я уже записал и подчеркнул. Это второй раз за полгода.</w:t>
+      </w:r>
+    </w:p>
+    <w:p>
+      <w:pPr>
+        <w:pStyle w:val="BodyText"/>
+      </w:pPr>
+      <w:r>
+        <w:t xml:space="preserve">IRINA: Это не смешно. Хотя… ладно, смешно. До понедельника я найду три варианта, как всегда.</w:t>
+      </w:r>
+    </w:p>
+    <w:p>
+      <w:pPr>
+        <w:pStyle w:val="BodyText"/>
+      </w:pPr>
+      <w:r>
+        <w:t xml:space="preserve">ALEKSEY: Не до понедельника. Завтра суббота, а послезавтра первое воскресенье месяца.</w:t>
+      </w:r>
+    </w:p>
+    <w:p>
+      <w:pPr>
+        <w:pStyle w:val="BodyText"/>
+      </w:pPr>
+      <w:r>
+        <w:t xml:space="preserve">IRINA: Вы что, поедете туда сейчас, в такой день?</w:t>
+      </w:r>
+    </w:p>
+    <w:p>
+      <w:pPr>
+        <w:pStyle w:val="BodyText"/>
+      </w:pPr>
+      <w:r>
+        <w:t xml:space="preserve">ALEKSEY: Не знаю. Пусть решит бабушка.</w:t>
+      </w:r>
+    </w:p>
+    <w:p>
+      <w:pPr>
+        <w:pStyle w:val="BodyText"/>
+      </w:pPr>
+      <w:r>
+        <w:t xml:space="preserve">DIMA: Алексей Николаевич, я начинаю звонить в сорок клиник: «Мы не поднимаем цену в день паники».</w:t>
+      </w:r>
+    </w:p>
+    <w:p>
+      <w:pPr>
+        <w:pStyle w:val="BodyText"/>
+      </w:pPr>
+      <w:r>
+        <w:t xml:space="preserve">ALEKSEY: Звони, только своим голосом, и не читай по бумажке.</w:t>
+      </w:r>
+    </w:p>
+    <w:p>
+      <w:pPr>
+        <w:pStyle w:val="BodyText"/>
+      </w:pPr>
+      <w:r>
+        <w:t xml:space="preserve">DIMA: Своим голосом, как Аля. Я понял, Алексей Николаевич.</w:t>
+      </w:r>
+    </w:p>
+    <w:p>
+      <w:pPr>
+        <w:pStyle w:val="BodyText"/>
+      </w:pPr>
+      <w:r>
+        <w:t xml:space="preserve">IRINA: И записывай, кто и что сказал, потому что в понедельник это пригодится.</w:t>
       </w:r>
     </w:p>
     <w:bookmarkEnd w:id="23"/>
@@ -1773,199 +1773,199 @@
         <w:pStyle w:val="FirstParagraph"/>
       </w:pPr>
       <w:r>
-        <w:t xml:space="preserve">DOYUN: Лёша. Я знаю. Здесь тоже смотрят. Президент собрал совет. В субботу. Утром. По-нашему.</w:t>
-      </w:r>
-    </w:p>
-    <w:p>
-      <w:pPr>
-        <w:pStyle w:val="BodyText"/>
-      </w:pPr>
-      <w:r>
-        <w:t xml:space="preserve">ALEKSEY: Что они будут решать?</w:t>
-      </w:r>
-    </w:p>
-    <w:p>
-      <w:pPr>
-        <w:pStyle w:val="BodyText"/>
-      </w:pPr>
-      <w:r>
-        <w:t xml:space="preserve">DOYUN: Цену. Валюту. Риск. Чхве говорит: «Седжин не может держать рубль. Мы корейская компания, не русская». Это честно. Это даже правильно, по учебнику. Но мне страшно. Первый раз за пять лет мне страшно не за себя, а за вас.</w:t>
-      </w:r>
-    </w:p>
-    <w:p>
-      <w:pPr>
-        <w:pStyle w:val="BodyText"/>
-      </w:pPr>
-      <w:r>
-        <w:t xml:space="preserve">ALEKSEY: Почему?</w:t>
-      </w:r>
-    </w:p>
-    <w:p>
-      <w:pPr>
-        <w:pStyle w:val="BodyText"/>
-      </w:pPr>
-      <w:r>
-        <w:t xml:space="preserve">DOYUN: Потому что если вы поднимете цену на тридцать процентов, вы станете дороже серых в два с половиной раза. И тогда всё, что мы строили пять лет, — коды, экзамены, линия… Люди не будут платить за честность в два с половиной раза.</w:t>
-      </w:r>
-    </w:p>
-    <w:p>
-      <w:pPr>
-        <w:pStyle w:val="BodyText"/>
-      </w:pPr>
-      <w:r>
-        <w:t xml:space="preserve">ALEKSEY: Доюн. Я не знаю, что будет в понедельник. Но я знаю, что будет завтра. Завтра я не буду поднимать цену. И послезавтра тоже. До встречи с партнёрами — нет. Мы садимся за стол, а не звоним с новым прайсом. Это я обещаю.</w:t>
-      </w:r>
-    </w:p>
-    <w:p>
-      <w:pPr>
-        <w:pStyle w:val="BodyText"/>
-      </w:pPr>
-      <w:r>
-        <w:t xml:space="preserve">DOYUN: Президент сказал одну фразу. Перед советом. Мне. Лично. Я не знаю, это для тебя или нет.</w:t>
-      </w:r>
-    </w:p>
-    <w:p>
-      <w:pPr>
-        <w:pStyle w:val="BodyText"/>
-      </w:pPr>
-      <w:r>
-        <w:t xml:space="preserve">ALEKSEY: Скажи. Я решу сам.</w:t>
-      </w:r>
-    </w:p>
-    <w:p>
-      <w:pPr>
-        <w:pStyle w:val="BodyText"/>
-      </w:pPr>
-      <w:r>
-        <w:t xml:space="preserve">DOYUN: «Мы делили с ними прибыль. Теперь узнаем, умеем ли мы делить убыток». Он не сказал, как. Сказал — до понедельника.</w:t>
-      </w:r>
-    </w:p>
-    <w:p>
-      <w:pPr>
-        <w:pStyle w:val="BodyText"/>
-      </w:pPr>
-      <w:r>
-        <w:t xml:space="preserve">ALEKSEY: Делить убыток. Это… это его слова? Не Чхве?</w:t>
-      </w:r>
-    </w:p>
-    <w:p>
-      <w:pPr>
-        <w:pStyle w:val="BodyText"/>
-      </w:pPr>
-      <w:r>
-        <w:t xml:space="preserve">DOYUN: Его. Чхве молчал. Первый раз за год.</w:t>
-      </w:r>
-    </w:p>
-    <w:p>
-      <w:pPr>
-        <w:pStyle w:val="BodyText"/>
-      </w:pPr>
-      <w:r>
-        <w:t xml:space="preserve">ALEKSEY: Спасибо, Доюн. Иди спать. У тебя завтра совет.</w:t>
-      </w:r>
-    </w:p>
-    <w:p>
-      <w:pPr>
-        <w:pStyle w:val="BodyText"/>
-      </w:pPr>
-      <w:r>
-        <w:t xml:space="preserve">DOYUN: У нас уже суббота. Совет через три часа. Ты тоже спи.</w:t>
-      </w:r>
-    </w:p>
-    <w:p>
-      <w:pPr>
-        <w:pStyle w:val="BodyText"/>
-      </w:pPr>
-      <w:r>
-        <w:t xml:space="preserve">BORIS: Алексей. Ланской. Поздно. Простите. Я видел курс.</w:t>
-      </w:r>
-    </w:p>
-    <w:p>
-      <w:pPr>
-        <w:pStyle w:val="BodyText"/>
-      </w:pPr>
-      <w:r>
-        <w:t xml:space="preserve">ALEKSEY: Борис Игоревич. Вы видели девяносто восьмой. Это — то же?</w:t>
-      </w:r>
-    </w:p>
-    <w:p>
-      <w:pPr>
-        <w:pStyle w:val="BodyText"/>
-      </w:pPr>
-      <w:r>
-        <w:t xml:space="preserve">BORIS: Нет. В девяносто восьмом у меня не было ни одного друга, который заплатил бы раньше срока. У вас — пять. И Седжин, который думает про убыток. Это не девяносто восьмой. Это хуже по цифрам. И лучше по людям. Пока.</w:t>
-      </w:r>
-    </w:p>
-    <w:p>
-      <w:pPr>
-        <w:pStyle w:val="BodyText"/>
-      </w:pPr>
-      <w:r>
-        <w:t xml:space="preserve">ALEKSEY: «Пока». Вы тоже это слово.</w:t>
-      </w:r>
-    </w:p>
-    <w:p>
-      <w:pPr>
-        <w:pStyle w:val="BodyText"/>
-      </w:pPr>
-      <w:r>
-        <w:t xml:space="preserve">BORIS: Я его придумал. В девяносто восьмом. Бабушка ваша — раньше. Ложитесь спать. Ночью деньги не считают. Их боятся.</w:t>
-      </w:r>
-    </w:p>
-    <w:p>
-      <w:pPr>
-        <w:pStyle w:val="BodyText"/>
-      </w:pPr>
-      <w:r>
-        <w:t xml:space="preserve">VERA: Алёша? Это бабушка. Я у Зины. По телевизору сказали — рубль упал. Ты как?</w:t>
-      </w:r>
-    </w:p>
-    <w:p>
-      <w:pPr>
-        <w:pStyle w:val="BodyText"/>
-      </w:pPr>
-      <w:r>
-        <w:t xml:space="preserve">ALEKSEY: Бабушка… Двенадцатый час. Ты почему не спишь?</w:t>
-      </w:r>
-    </w:p>
-    <w:p>
-      <w:pPr>
-        <w:pStyle w:val="BodyText"/>
-      </w:pPr>
-      <w:r>
-        <w:t xml:space="preserve">VERA: Потому что ты не спишь. Я по голосу слышу. Сколько у тебя давление?</w:t>
-      </w:r>
-    </w:p>
-    <w:p>
-      <w:pPr>
-        <w:pStyle w:val="BodyText"/>
-      </w:pPr>
-      <w:r>
-        <w:t xml:space="preserve">ALEKSEY: Не мерил. Не до того.</w:t>
-      </w:r>
-    </w:p>
-    <w:p>
-      <w:pPr>
-        <w:pStyle w:val="BodyText"/>
-      </w:pPr>
-      <w:r>
-        <w:t xml:space="preserve">VERA: Вот. «Не до того». Так и я говорила. Пока не упала на крыльце. Послушай. Рубль падал при мне четыре раза. Пункт работал. Люди болели. Я лечила. Деньги — это погода. А ты — фельдшер. Завтра поспи. В воскресенье — приезжай. Первое воскресенье. Ты обещал. Без телефона.</w:t>
-      </w:r>
-    </w:p>
-    <w:p>
-      <w:pPr>
-        <w:pStyle w:val="BodyText"/>
-      </w:pPr>
-      <w:r>
-        <w:t xml:space="preserve">ALEKSEY: Бабушка, в понедельник — партнёры. Все пятеро. А в воскресенье я…</w:t>
-      </w:r>
-    </w:p>
-    <w:p>
-      <w:pPr>
-        <w:pStyle w:val="BodyText"/>
-      </w:pPr>
-      <w:r>
-        <w:t xml:space="preserve">VERA: А в воскресенье ты — внук. Пироги будут с капустой. Береги себя. Рубль сам о себе позаботится.</w:t>
+        <w:t xml:space="preserve">DOYUN: Лёша, я знаю, у нас тоже смотрят. Президент собрал совет на субботу, утром по-нашему.</w:t>
+      </w:r>
+    </w:p>
+    <w:p>
+      <w:pPr>
+        <w:pStyle w:val="BodyText"/>
+      </w:pPr>
+      <w:r>
+        <w:t xml:space="preserve">ALEKSEY: И что они будут решать на этом совете?</w:t>
+      </w:r>
+    </w:p>
+    <w:p>
+      <w:pPr>
+        <w:pStyle w:val="BodyText"/>
+      </w:pPr>
+      <w:r>
+        <w:t xml:space="preserve">DOYUN: Цену, валюту и риск. Чхве говорит: «Седжин не может держать рубль, мы корейская компания, а не русская». Это честно и даже правильно по учебнику. Но мне страшно, впервые за пять лет, и страшно не за себя, а за вас.</w:t>
+      </w:r>
+    </w:p>
+    <w:p>
+      <w:pPr>
+        <w:pStyle w:val="BodyText"/>
+      </w:pPr>
+      <w:r>
+        <w:t xml:space="preserve">ALEKSEY: Почему тебе страшно именно за нас, Доюн?</w:t>
+      </w:r>
+    </w:p>
+    <w:p>
+      <w:pPr>
+        <w:pStyle w:val="BodyText"/>
+      </w:pPr>
+      <w:r>
+        <w:t xml:space="preserve">DOYUN: Потому что если вы поднимете цену на тридцать процентов, то станете дороже серых в два с половиной раза. И тогда всё, что мы строили пять лет, — коды, экзамены, линия… Люди не будут платить за честность в два с половиной раза больше.</w:t>
+      </w:r>
+    </w:p>
+    <w:p>
+      <w:pPr>
+        <w:pStyle w:val="BodyText"/>
+      </w:pPr>
+      <w:r>
+        <w:t xml:space="preserve">ALEKSEY: Доюн, я не знаю, что будет в понедельник, но знаю, что будет завтра: завтра я не буду поднимать цену, и послезавтра тоже. До встречи с партнёрами нет. Мы садимся за стол, а не звоним с новым прайсом, и это я тебе обещаю.</w:t>
+      </w:r>
+    </w:p>
+    <w:p>
+      <w:pPr>
+        <w:pStyle w:val="BodyText"/>
+      </w:pPr>
+      <w:r>
+        <w:t xml:space="preserve">DOYUN: Президент сказал мне одну фразу перед советом, лично. Я не знаю, предназначена ли она для тебя.</w:t>
+      </w:r>
+    </w:p>
+    <w:p>
+      <w:pPr>
+        <w:pStyle w:val="BodyText"/>
+      </w:pPr>
+      <w:r>
+        <w:t xml:space="preserve">ALEKSEY: Скажи, а я сам решу, для меня она или нет.</w:t>
+      </w:r>
+    </w:p>
+    <w:p>
+      <w:pPr>
+        <w:pStyle w:val="BodyText"/>
+      </w:pPr>
+      <w:r>
+        <w:t xml:space="preserve">DOYUN: «Мы делили с ними прибыль. Теперь узнаем, умеем ли мы делить убыток». Он не сказал как, сказал только, что до понедельника.</w:t>
+      </w:r>
+    </w:p>
+    <w:p>
+      <w:pPr>
+        <w:pStyle w:val="BodyText"/>
+      </w:pPr>
+      <w:r>
+        <w:t xml:space="preserve">ALEKSEY: Делить убыток… Это его слова? Не Чхве?</w:t>
+      </w:r>
+    </w:p>
+    <w:p>
+      <w:pPr>
+        <w:pStyle w:val="BodyText"/>
+      </w:pPr>
+      <w:r>
+        <w:t xml:space="preserve">DOYUN: Его. А Чхве молчал, впервые за весь год.</w:t>
+      </w:r>
+    </w:p>
+    <w:p>
+      <w:pPr>
+        <w:pStyle w:val="BodyText"/>
+      </w:pPr>
+      <w:r>
+        <w:t xml:space="preserve">ALEKSEY: Спасибо, Доюн. Иди спать, ведь у тебя завтра совет.</w:t>
+      </w:r>
+    </w:p>
+    <w:p>
+      <w:pPr>
+        <w:pStyle w:val="BodyText"/>
+      </w:pPr>
+      <w:r>
+        <w:t xml:space="preserve">DOYUN: У нас уже суббота, и совет через три часа. Ты тоже иди спать.</w:t>
+      </w:r>
+    </w:p>
+    <w:p>
+      <w:pPr>
+        <w:pStyle w:val="BodyText"/>
+      </w:pPr>
+      <w:r>
+        <w:t xml:space="preserve">BORIS: Алексей, это Ланской. Простите, что так поздно, но я видел курс.</w:t>
+      </w:r>
+    </w:p>
+    <w:p>
+      <w:pPr>
+        <w:pStyle w:val="BodyText"/>
+      </w:pPr>
+      <w:r>
+        <w:t xml:space="preserve">ALEKSEY: Борис Игоревич, вы видели девяносто восьмой. Скажите, это то же самое?</w:t>
+      </w:r>
+    </w:p>
+    <w:p>
+      <w:pPr>
+        <w:pStyle w:val="BodyText"/>
+      </w:pPr>
+      <w:r>
+        <w:t xml:space="preserve">BORIS: Нет. В девяносто восьмом у меня не было ни одного друга, который заплатил бы раньше срока, а у вас их пять, и ещё Седжин, который думает про убыток. Это не девяносто восьмой: по цифрам хуже, а по людям лучше. Пока.</w:t>
+      </w:r>
+    </w:p>
+    <w:p>
+      <w:pPr>
+        <w:pStyle w:val="BodyText"/>
+      </w:pPr>
+      <w:r>
+        <w:t xml:space="preserve">ALEKSEY: «Пока»… Вы тоже говорите это слово.</w:t>
+      </w:r>
+    </w:p>
+    <w:p>
+      <w:pPr>
+        <w:pStyle w:val="BodyText"/>
+      </w:pPr>
+      <w:r>
+        <w:t xml:space="preserve">BORIS: Я его и придумал, в девяносто восьмом, хотя ваша бабушка, наверное, раньше. Ложитесь спать: ночью деньги не считают. Их боятся.</w:t>
+      </w:r>
+    </w:p>
+    <w:p>
+      <w:pPr>
+        <w:pStyle w:val="BodyText"/>
+      </w:pPr>
+      <w:r>
+        <w:t xml:space="preserve">VERA: Алёша? Это бабушка, я у Зины. По телевизору сказали, что рубль упал. Ты как?</w:t>
+      </w:r>
+    </w:p>
+    <w:p>
+      <w:pPr>
+        <w:pStyle w:val="BodyText"/>
+      </w:pPr>
+      <w:r>
+        <w:t xml:space="preserve">ALEKSEY: Бабушка… Уже двенадцатый час. Почему ты не спишь?</w:t>
+      </w:r>
+    </w:p>
+    <w:p>
+      <w:pPr>
+        <w:pStyle w:val="BodyText"/>
+      </w:pPr>
+      <w:r>
+        <w:t xml:space="preserve">VERA: Потому что ты не спишь, я по голосу слышу. Какое у тебя давление?</w:t>
+      </w:r>
+    </w:p>
+    <w:p>
+      <w:pPr>
+        <w:pStyle w:val="BodyText"/>
+      </w:pPr>
+      <w:r>
+        <w:t xml:space="preserve">ALEKSEY: Не мерил, бабушка, было не до того.</w:t>
+      </w:r>
+    </w:p>
+    <w:p>
+      <w:pPr>
+        <w:pStyle w:val="BodyText"/>
+      </w:pPr>
+      <w:r>
+        <w:t xml:space="preserve">VERA: Вот, «не до того». Так и я говорила, пока не упала на крыльце. Послушай: рубль при мне падал четыре раза, а пункт работал, люди болели, и я лечила. Деньги — это погода, а ты — фельдшер. Завтра поспи, а в воскресенье приезжай, ведь это первое воскресенье, и ты обещал. Без телефона.</w:t>
+      </w:r>
+    </w:p>
+    <w:p>
+      <w:pPr>
+        <w:pStyle w:val="BodyText"/>
+      </w:pPr>
+      <w:r>
+        <w:t xml:space="preserve">ALEKSEY: Бабушка, но в понедельник партнёры, все пятеро, а в воскресенье мне нужно…</w:t>
+      </w:r>
+    </w:p>
+    <w:p>
+      <w:pPr>
+        <w:pStyle w:val="BodyText"/>
+      </w:pPr>
+      <w:r>
+        <w:t xml:space="preserve">VERA: А в воскресенье ты внук. Пироги будут с капустой. Береги себя, а рубль сам о себе позаботится.</w:t>
       </w:r>
     </w:p>
     <w:bookmarkEnd w:id="24"/>
@@ -1983,119 +1983,119 @@
         <w:pStyle w:val="FirstParagraph"/>
       </w:pPr>
       <w:r>
-        <w:t xml:space="preserve">IRINA: Вы пришли? В субботу? Я думала — только я.</w:t>
-      </w:r>
-    </w:p>
-    <w:p>
-      <w:pPr>
-        <w:pStyle w:val="BodyText"/>
-      </w:pPr>
-      <w:r>
-        <w:t xml:space="preserve">ALEKSEY: Я на час. Потом домой. Спать. Бабушка велела. А вы?</w:t>
-      </w:r>
-    </w:p>
-    <w:p>
-      <w:pPr>
-        <w:pStyle w:val="BodyText"/>
-      </w:pPr>
-      <w:r>
-        <w:t xml:space="preserve">IRINA: Я на два. Потом тоже домой. Видите — доска. Курсовая разница. Три варианта. Первый — цена. Второй — Седжин. Третий — мы.</w:t>
-      </w:r>
-    </w:p>
-    <w:p>
-      <w:pPr>
-        <w:pStyle w:val="BodyText"/>
-      </w:pPr>
-      <w:r>
-        <w:t xml:space="preserve">ALEKSEY: «Мы» — это что?</w:t>
-      </w:r>
-    </w:p>
-    <w:p>
-      <w:pPr>
-        <w:pStyle w:val="BodyText"/>
-      </w:pPr>
-      <w:r>
-        <w:t xml:space="preserve">IRINA: Зарплата учредителей. Снова минус. Как в четвёртом году. До лета. Я уже написала Ольге. Она ответила одним словом.</w:t>
-      </w:r>
-    </w:p>
-    <w:p>
-      <w:pPr>
-        <w:pStyle w:val="BodyText"/>
-      </w:pPr>
-      <w:r>
-        <w:t xml:space="preserve">ALEKSEY: Каким?</w:t>
-      </w:r>
-    </w:p>
-    <w:p>
-      <w:pPr>
-        <w:pStyle w:val="BodyText"/>
-      </w:pPr>
-      <w:r>
-        <w:t xml:space="preserve">IRINA: «Согласна». С точкой. Ольга Петровна никогда не ставит точку после «согласна». Значит, серьёзно.</w:t>
-      </w:r>
-    </w:p>
-    <w:p>
-      <w:pPr>
-        <w:pStyle w:val="BodyText"/>
-      </w:pPr>
-      <w:r>
-        <w:t xml:space="preserve">ALEKSEY: Тогда и я. Согласен. С точкой.</w:t>
-      </w:r>
-    </w:p>
-    <w:p>
-      <w:pPr>
-        <w:pStyle w:val="BodyText"/>
-      </w:pPr>
-      <w:r>
-        <w:t xml:space="preserve">IRINA: Доллар — сто двадцать семь. Ночью. Минус двадцать семь процентов за два дня.</w:t>
-      </w:r>
-    </w:p>
-    <w:p>
-      <w:pPr>
-        <w:pStyle w:val="BodyText"/>
-      </w:pPr>
-      <w:r>
-        <w:t xml:space="preserve">ALEKSEY: Посмотрите на дверь, Ирина.</w:t>
-      </w:r>
-    </w:p>
-    <w:p>
-      <w:pPr>
-        <w:pStyle w:val="BodyText"/>
-      </w:pPr>
-      <w:r>
-        <w:t xml:space="preserve">IRINA: Картонка. Криво. Как всегда.</w:t>
-      </w:r>
-    </w:p>
-    <w:p>
-      <w:pPr>
-        <w:pStyle w:val="BodyText"/>
-      </w:pPr>
-      <w:r>
-        <w:t xml:space="preserve">ALEKSEY: Три строчки. «Не навреди». «Без регистрации — ни шагу». «Себе — тоже». Ни одна не про рубль.</w:t>
-      </w:r>
-    </w:p>
-    <w:p>
-      <w:pPr>
-        <w:pStyle w:val="BodyText"/>
-      </w:pPr>
-      <w:r>
-        <w:t xml:space="preserve">IRINA: Потому что рубль — погода. Ваша бабушка права. Она мне утром позвонила. Сказала: «Отпусти его в воскресенье».</w:t>
-      </w:r>
-    </w:p>
-    <w:p>
-      <w:pPr>
-        <w:pStyle w:val="BodyText"/>
-      </w:pPr>
-      <w:r>
-        <w:t xml:space="preserve">ALEKSEY: Рубль упал.</w:t>
-      </w:r>
-    </w:p>
-    <w:p>
-      <w:pPr>
-        <w:pStyle w:val="BodyText"/>
-      </w:pPr>
-      <w:r>
-        <w:t xml:space="preserve">IRINA: А мы — нет. Пока. Езжайте домой, Алексей. А в воскресенье — в Сосновку. Я досчитаю.</w:t>
+        <w:t xml:space="preserve">IRINA: Вы пришли в субботу? А я думала, что буду здесь одна.</w:t>
+      </w:r>
+    </w:p>
+    <w:p>
+      <w:pPr>
+        <w:pStyle w:val="BodyText"/>
+      </w:pPr>
+      <w:r>
+        <w:t xml:space="preserve">ALEKSEY: Я только на час, а потом домой спать, как велела бабушка. А вы надолго?</w:t>
+      </w:r>
+    </w:p>
+    <w:p>
+      <w:pPr>
+        <w:pStyle w:val="BodyText"/>
+      </w:pPr>
+      <w:r>
+        <w:t xml:space="preserve">IRINA: Я на два часа, а потом тоже домой. Видите доску? Курсовая разница и три варианта: первый — цена, второй — Седжин, а третий — мы.</w:t>
+      </w:r>
+    </w:p>
+    <w:p>
+      <w:pPr>
+        <w:pStyle w:val="BodyText"/>
+      </w:pPr>
+      <w:r>
+        <w:t xml:space="preserve">ALEKSEY: А что значит «мы» в этом списке?</w:t>
+      </w:r>
+    </w:p>
+    <w:p>
+      <w:pPr>
+        <w:pStyle w:val="BodyText"/>
+      </w:pPr>
+      <w:r>
+        <w:t xml:space="preserve">IRINA: Это зарплата учредителей: снова минус, как в четвёртом году, до лета. Я уже написала Ольге, и она ответила одним словом.</w:t>
+      </w:r>
+    </w:p>
+    <w:p>
+      <w:pPr>
+        <w:pStyle w:val="BodyText"/>
+      </w:pPr>
+      <w:r>
+        <w:t xml:space="preserve">ALEKSEY: И каким же словом она ответила?</w:t>
+      </w:r>
+    </w:p>
+    <w:p>
+      <w:pPr>
+        <w:pStyle w:val="BodyText"/>
+      </w:pPr>
+      <w:r>
+        <w:t xml:space="preserve">IRINA: «Согласна», с точкой. Ольга Петровна никогда не ставит точку после «согласна», значит, это серьёзно.</w:t>
+      </w:r>
+    </w:p>
+    <w:p>
+      <w:pPr>
+        <w:pStyle w:val="BodyText"/>
+      </w:pPr>
+      <w:r>
+        <w:t xml:space="preserve">ALEKSEY: Тогда и я согласен, тоже с точкой.</w:t>
+      </w:r>
+    </w:p>
+    <w:p>
+      <w:pPr>
+        <w:pStyle w:val="BodyText"/>
+      </w:pPr>
+      <w:r>
+        <w:t xml:space="preserve">IRINA: Доллар уже сто двадцать семь, за ночь. Это минус двадцать семь процентов за два дня.</w:t>
+      </w:r>
+    </w:p>
+    <w:p>
+      <w:pPr>
+        <w:pStyle w:val="BodyText"/>
+      </w:pPr>
+      <w:r>
+        <w:t xml:space="preserve">ALEKSEY: Ирина, посмотрите, пожалуйста, на дверь.</w:t>
+      </w:r>
+    </w:p>
+    <w:p>
+      <w:pPr>
+        <w:pStyle w:val="BodyText"/>
+      </w:pPr>
+      <w:r>
+        <w:t xml:space="preserve">IRINA: Картонка висит криво, как всегда.</w:t>
+      </w:r>
+    </w:p>
+    <w:p>
+      <w:pPr>
+        <w:pStyle w:val="BodyText"/>
+      </w:pPr>
+      <w:r>
+        <w:t xml:space="preserve">ALEKSEY: На ней три строчки: «Не навреди», «Без регистрации — ни шагу» и «Себе — тоже». И ни одна из них не про рубль.</w:t>
+      </w:r>
+    </w:p>
+    <w:p>
+      <w:pPr>
+        <w:pStyle w:val="BodyText"/>
+      </w:pPr>
+      <w:r>
+        <w:t xml:space="preserve">IRINA: Потому что рубль — это погода, и ваша бабушка права. Она звонила мне сегодня утром и сказала: «Отпусти его в воскресенье».</w:t>
+      </w:r>
+    </w:p>
+    <w:p>
+      <w:pPr>
+        <w:pStyle w:val="BodyText"/>
+      </w:pPr>
+      <w:r>
+        <w:t xml:space="preserve">ALEKSEY: Рубль упал, Ирина.</w:t>
+      </w:r>
+    </w:p>
+    <w:p>
+      <w:pPr>
+        <w:pStyle w:val="BodyText"/>
+      </w:pPr>
+      <w:r>
+        <w:t xml:space="preserve">IRINA: А мы — нет. Пока. Езжайте домой, Алексей, а в воскресенье в Сосновку. Я всё досчитаю.</w:t>
       </w:r>
     </w:p>
     <w:p>
@@ -3022,7 +3022,7 @@
         <w:t xml:space="preserve">“</w:t>
       </w:r>
       <w:r>
-        <w:t xml:space="preserve">Вот. Это и есть главная опасность. Если мы продадим полгода запаса по старой цене, склад будет пустой, деньги — старые, а новый товар — по сто двадцать четыре. Мы будем работать полгода, чтобы стать беднее. Это хуже, чем ничего не продать.</w:t>
+        <w:t xml:space="preserve">Вот, это и есть главная опасность. Если мы продадим полгода запаса по старой цене, склад будет пустой, деньги старые, а новый товар по сто двадцать четыре. Мы будем работать полгода, чтобы стать беднее. Это хуже, чем вообще ничего не продать, и гораздо опаснее, чем кажется.</w:t>
       </w:r>
       <w:r>
         <w:t xml:space="preserve">”</w:t>
@@ -3102,7 +3102,7 @@
               <w:jc w:val="left"/>
             </w:pPr>
             <w:r>
-              <w:t xml:space="preserve">Вот. Это и есть главная опасность.</w:t>
+              <w:t xml:space="preserve">Вот, это и есть главная опасность.</w:t>
             </w:r>
           </w:p>
         </w:tc>
@@ -3178,19 +3178,19 @@
               <w:jc w:val="left"/>
             </w:pPr>
             <w:r>
-              <w:t xml:space="preserve">склад будет пустой, деньги — старые, а новый товар — по…</w:t>
-            </w:r>
-          </w:p>
-        </w:tc>
-        <w:tc>
-          <w:tcPr/>
-          <w:p>
-            <w:pPr>
-              <w:pStyle w:val="Compact"/>
-              <w:jc w:val="left"/>
-            </w:pPr>
-            <w:r>
-              <w:t xml:space="preserve">будет 생략 대구</w:t>
+              <w:t xml:space="preserve">склад будет пустой, деньги старые, а новый товар по…</w:t>
+            </w:r>
+          </w:p>
+        </w:tc>
+        <w:tc>
+          <w:tcPr/>
+          <w:p>
+            <w:pPr>
+              <w:pStyle w:val="Compact"/>
+              <w:jc w:val="left"/>
+            </w:pPr>
+            <w:r>
+              <w:t xml:space="preserve">будет 생략 대구, а로 대조</w:t>
             </w:r>
           </w:p>
         </w:tc>
@@ -3254,19 +3254,19 @@
               <w:jc w:val="left"/>
             </w:pPr>
             <w:r>
-              <w:t xml:space="preserve">Это хуже, чем ничего не продать.</w:t>
-            </w:r>
-          </w:p>
-        </w:tc>
-        <w:tc>
-          <w:tcPr/>
-          <w:p>
-            <w:pPr>
-              <w:pStyle w:val="Compact"/>
-              <w:jc w:val="left"/>
-            </w:pPr>
-            <w:r>
-              <w:t xml:space="preserve">хуже, чем + 원형</w:t>
+              <w:t xml:space="preserve">Это хуже, чем вообще ничего не продать, и гораздо опаснее, чем кажется.</w:t>
+            </w:r>
+          </w:p>
+        </w:tc>
+        <w:tc>
+          <w:tcPr/>
+          <w:p>
+            <w:pPr>
+              <w:pStyle w:val="Compact"/>
+              <w:jc w:val="left"/>
+            </w:pPr>
+            <w:r>
+              <w:t xml:space="preserve">хуже, чем + 원형; гораздо + 비교급</w:t>
             </w:r>
           </w:p>
         </w:tc>
@@ -3290,7 +3290,7 @@
         <w:t xml:space="preserve">“</w:t>
       </w:r>
       <w:r>
-        <w:t xml:space="preserve">Это и есть… Если мы…, … будет…, … — …, а … — … Мы будем…, чтобы… Это хуже, чем…</w:t>
+        <w:t xml:space="preserve">Вот, это и есть… Если мы…, … будет…, …, а … Мы будем…, чтобы… Это хуже, чем…, и гораздо…, чем кажется.</w:t>
       </w:r>
       <w:r>
         <w:t xml:space="preserve">”</w:t>
@@ -3309,7 +3309,7 @@
         <w:t xml:space="preserve"> </w:t>
       </w:r>
       <w:r>
-        <w:t xml:space="preserve">если · а · чтобы · хуже, чем</w:t>
+        <w:t xml:space="preserve">если · а · чтобы · хуже, чем · чем кажется</w:t>
       </w:r>
       <w:r>
         <w:t xml:space="preserve"> </w:t>
@@ -3334,7 +3334,7 @@
         <w:t xml:space="preserve">”</w:t>
       </w:r>
       <w:r>
-        <w:t xml:space="preserve">가 되는 상황을 30~40단어로 설명하기.</w:t>
+        <w:t xml:space="preserve">가 되는 상황을 35~60단어로 설명하기.</w:t>
       </w:r>
     </w:p>
     <w:bookmarkEnd w:id="30"/>
@@ -3820,119 +3820,119 @@
         <w:pStyle w:val="FirstParagraph"/>
       </w:pPr>
       <w:r>
-        <w:t xml:space="preserve">키릴: 13시 25분. 5분 뒤 — 중앙은행. 중계를 큰 화면에 띄웠어요.</w:t>
-      </w:r>
-    </w:p>
-    <w:p>
-      <w:pPr>
-        <w:pStyle w:val="BodyText"/>
-      </w:pPr>
-      <w:r>
-        <w:t xml:space="preserve">이리나: 큰 화면 말고. 내 화면에. 큰 화면은 — 공황이에요. 내 화면은 — 일이고.</w:t>
-      </w:r>
-    </w:p>
-    <w:p>
-      <w:pPr>
-        <w:pStyle w:val="BodyText"/>
-      </w:pPr>
-      <w:r>
-        <w:t xml:space="preserve">디마: 이리나 세르게예브나, 우리가 뭘 기다려요? 구체적으로?</w:t>
-      </w:r>
-    </w:p>
-    <w:p>
-      <w:pPr>
-        <w:pStyle w:val="BodyText"/>
-      </w:pPr>
-      <w:r>
-        <w:t xml:space="preserve">이리나: 기준금리. 크게 올리면 — 루블이 어쩌면 멈출 거예요. 조금 올리면 — 루블은 미끄러져요.</w:t>
-      </w:r>
-    </w:p>
-    <w:p>
-      <w:pPr>
-        <w:pStyle w:val="BodyText"/>
-      </w:pPr>
-      <w:r>
-        <w:t xml:space="preserve">올가: 미끄러진다 — 점잖은 표현이네요. 98년엔 「날아갔다」고 했죠.</w:t>
-      </w:r>
-    </w:p>
-    <w:p>
-      <w:pPr>
-        <w:pStyle w:val="BodyText"/>
-      </w:pPr>
-      <w:r>
-        <w:t xml:space="preserve">알렉세이: 시나리오. 이리나, 새벽 6시에 계산했죠. 시나리오 셋?</w:t>
-      </w:r>
-    </w:p>
-    <w:p>
-      <w:pPr>
-        <w:pStyle w:val="BodyText"/>
-      </w:pPr>
-      <w:r>
-        <w:t xml:space="preserve">이리나: 셋. −10 — 견딜 만함. −20 — 아픔. −30 — 새 회사. 다른 회사.</w:t>
-      </w:r>
-    </w:p>
-    <w:p>
-      <w:pPr>
-        <w:pStyle w:val="BodyText"/>
-      </w:pPr>
-      <w:r>
-        <w:t xml:space="preserve">키릴: 새 회사요? 어떻게요?</w:t>
-      </w:r>
-    </w:p>
-    <w:p>
-      <w:pPr>
-        <w:pStyle w:val="BodyText"/>
-      </w:pPr>
-      <w:r>
-        <w:t xml:space="preserve">이리나: 다른 가격, 다른 빚, 다른 결정. 이름은 같고. 판지도 같고. 나머진 — 아니에요.</w:t>
-      </w:r>
-    </w:p>
-    <w:p>
-      <w:pPr>
-        <w:pStyle w:val="BodyText"/>
-      </w:pPr>
-      <w:r>
-        <w:t xml:space="preserve">올가: 13시 30분. 조용. 들어요.</w:t>
-      </w:r>
-    </w:p>
-    <w:p>
-      <w:pPr>
-        <w:pStyle w:val="BodyText"/>
-      </w:pPr>
-      <w:r>
-        <w:t xml:space="preserve">키릴: 금리 인상. 2퍼센트. 애널리스트들은 4를 기대했어요.</w:t>
-      </w:r>
-    </w:p>
-    <w:p>
-      <w:pPr>
-        <w:pStyle w:val="BodyText"/>
-      </w:pPr>
-      <w:r>
-        <w:t xml:space="preserve">이리나: 2. 적어요. 시장은 「우린 안 싸운다」로 들을 거예요.</w:t>
-      </w:r>
-    </w:p>
-    <w:p>
-      <w:pPr>
-        <w:pStyle w:val="BodyText"/>
-      </w:pPr>
-      <w:r>
-        <w:t xml:space="preserve">디마: 달러가… 112. 115. 118. 1분 만에!</w:t>
-      </w:r>
-    </w:p>
-    <w:p>
-      <w:pPr>
-        <w:pStyle w:val="BodyText"/>
-      </w:pPr>
-      <w:r>
-        <w:t xml:space="preserve">알렉세이: 키릴, 그래프 꺼 줘. 부탁해. 어차피 못 멈춰.</w:t>
-      </w:r>
-    </w:p>
-    <w:p>
-      <w:pPr>
-        <w:pStyle w:val="BodyText"/>
-      </w:pPr>
-      <w:r>
-        <w:t xml:space="preserve">이리나: 끄지 마. 틱 하나하나가 필요해요. 이건 공황이 아니에요. 회계예요.</w:t>
+        <w:t xml:space="preserve">키릴: 지금 13시 25분이고, 5분 뒤에 중앙은행 발표가 있어요. 생중계를 큰 화면에 띄웠어요.</w:t>
+      </w:r>
+    </w:p>
+    <w:p>
+      <w:pPr>
+        <w:pStyle w:val="BodyText"/>
+      </w:pPr>
+      <w:r>
+        <w:t xml:space="preserve">이리나: 큰 화면 말고 제 화면에요. 큰 화면은 공황이고, 제 화면은 일이에요.</w:t>
+      </w:r>
+    </w:p>
+    <w:p>
+      <w:pPr>
+        <w:pStyle w:val="BodyText"/>
+      </w:pPr>
+      <w:r>
+        <w:t xml:space="preserve">디마: 이리나 세르게예브나, 구체적으로 지금 우리가 뭘 기다리는 거예요?</w:t>
+      </w:r>
+    </w:p>
+    <w:p>
+      <w:pPr>
+        <w:pStyle w:val="BodyText"/>
+      </w:pPr>
+      <w:r>
+        <w:t xml:space="preserve">이리나: 기준금리요. 크게 올리면 루블이 멈출 수도 있고, 조금 올리면 루블이 미끄러질 거예요.</w:t>
+      </w:r>
+    </w:p>
+    <w:p>
+      <w:pPr>
+        <w:pStyle w:val="BodyText"/>
+      </w:pPr>
+      <w:r>
+        <w:t xml:space="preserve">올가: 「미끄러진다」는 점잖은 표현이네요. 98년엔 「날아갔다」고 했어요.</w:t>
+      </w:r>
+    </w:p>
+    <w:p>
+      <w:pPr>
+        <w:pStyle w:val="BodyText"/>
+      </w:pPr>
+      <w:r>
+        <w:t xml:space="preserve">알렉세이: 시나리오별로 보죠. 이리나, 아침 6시에 계산하셨죠. 세 개예요?</w:t>
+      </w:r>
+    </w:p>
+    <w:p>
+      <w:pPr>
+        <w:pStyle w:val="BodyText"/>
+      </w:pPr>
+      <w:r>
+        <w:t xml:space="preserve">이리나: 세 개요. 마이너스 10은 견딜 만하고, 마이너스 20은 아프고, 마이너스 30이면 완전히 다른 새 회사예요.</w:t>
+      </w:r>
+    </w:p>
+    <w:p>
+      <w:pPr>
+        <w:pStyle w:val="BodyText"/>
+      </w:pPr>
+      <w:r>
+        <w:t xml:space="preserve">키릴: 새 회사요? 그게 무슨 뜻이에요?</w:t>
+      </w:r>
+    </w:p>
+    <w:p>
+      <w:pPr>
+        <w:pStyle w:val="BodyText"/>
+      </w:pPr>
+      <w:r>
+        <w:t xml:space="preserve">이리나: 가격도, 빚도, 결정도 다른 회사요. 이름도 같고 판지도 같지만, 나머지는 다 달라요.</w:t>
+      </w:r>
+    </w:p>
+    <w:p>
+      <w:pPr>
+        <w:pStyle w:val="BodyText"/>
+      </w:pPr>
+      <w:r>
+        <w:t xml:space="preserve">올가: 13시 30분이에요. 조용히 하고 들어 봐요.</w:t>
+      </w:r>
+    </w:p>
+    <w:p>
+      <w:pPr>
+        <w:pStyle w:val="BodyText"/>
+      </w:pPr>
+      <w:r>
+        <w:t xml:space="preserve">키릴: 금리를 2퍼센트 올렸어요. 분석가들은 4퍼센트를 예상했는데요.</w:t>
+      </w:r>
+    </w:p>
+    <w:p>
+      <w:pPr>
+        <w:pStyle w:val="BodyText"/>
+      </w:pPr>
+      <w:r>
+        <w:t xml:space="preserve">이리나: 2퍼센트는 적어요. 시장은 「우린 싸우지 않는다」로 들을 거예요.</w:t>
+      </w:r>
+    </w:p>
+    <w:p>
+      <w:pPr>
+        <w:pStyle w:val="BodyText"/>
+      </w:pPr>
+      <w:r>
+        <w:t xml:space="preserve">디마: 달러가… 112, 115, 118. 이게 겨우 1분 만이에요!</w:t>
+      </w:r>
+    </w:p>
+    <w:p>
+      <w:pPr>
+        <w:pStyle w:val="BodyText"/>
+      </w:pPr>
+      <w:r>
+        <w:t xml:space="preserve">알렉세이: 키릴, 그래프 좀 꺼 줘. 아무리 봐도 우리가 멈출 순 없어.</w:t>
+      </w:r>
+    </w:p>
+    <w:p>
+      <w:pPr>
+        <w:pStyle w:val="BodyText"/>
+      </w:pPr>
+      <w:r>
+        <w:t xml:space="preserve">이리나: 끄지 마요. 틱 하나하나가 다 필요해요. 이건 공황이 아니라 회계예요.</w:t>
       </w:r>
     </w:p>
     <w:bookmarkEnd w:id="33"/>
@@ -3950,103 +3950,103 @@
         <w:pStyle w:val="FirstParagraph"/>
       </w:pPr>
       <w:r>
-        <w:t xml:space="preserve">알렉세이: 한 시간 지났어요. 이리나, 우리 어디쯤이에요? 한마디로.</w:t>
-      </w:r>
-    </w:p>
-    <w:p>
-      <w:pPr>
-        <w:pStyle w:val="BodyText"/>
-      </w:pPr>
-      <w:r>
-        <w:t xml:space="preserve">이리나: 자. 달러 — 124. 아침엔 100이었어요. 하루에 −24퍼센트. 두 번째 시나리오. 거의.</w:t>
-      </w:r>
-    </w:p>
-    <w:p>
-      <w:pPr>
-        <w:pStyle w:val="BodyText"/>
-      </w:pPr>
-      <w:r>
-        <w:t xml:space="preserve">알렉세이: 우리한텐 무슨 뜻이에요? 「아프다」는 말 빼고. 숫자로.</w:t>
-      </w:r>
-    </w:p>
-    <w:p>
-      <w:pPr>
-        <w:pStyle w:val="BodyText"/>
-      </w:pPr>
-      <w:r>
-        <w:t xml:space="preserve">이리나: 세진 결제 — 3주 뒤. 240만 달러. 아침엔 2억 4천만 루블이었어요. 지금은 — 거의 3억. 6,000만이 더. 허공에서. 우린 아무것도 안 사고 아무것도 안 팔았어요. 그냥 하루가 지났을 뿐이에요.</w:t>
-      </w:r>
-    </w:p>
-    <w:p>
-      <w:pPr>
-        <w:pStyle w:val="BodyText"/>
-      </w:pPr>
-      <w:r>
-        <w:t xml:space="preserve">디마: 6,000만이요? 그거 거의 작년 이익 전부잖아요!</w:t>
-      </w:r>
-    </w:p>
-    <w:p>
-      <w:pPr>
-        <w:pStyle w:val="BodyText"/>
-      </w:pPr>
-      <w:r>
-        <w:t xml:space="preserve">이리나: 작년 이익 전부예요. 그리고 조금 더. 환차손. 오늘 배우게 될 단어예요.</w:t>
-      </w:r>
-    </w:p>
-    <w:p>
-      <w:pPr>
-        <w:pStyle w:val="BodyText"/>
-      </w:pPr>
-      <w:r>
-        <w:t xml:space="preserve">올가: 잠깐만요. 창고의 재고는요? 옛 환율로 산 거잖아요.</w:t>
-      </w:r>
-    </w:p>
-    <w:p>
-      <w:pPr>
-        <w:pStyle w:val="BodyText"/>
-      </w:pPr>
-      <w:r>
-        <w:t xml:space="preserve">이리나: 샀죠. 그리고 그게 생각보다 나빠요. 그걸 옛 가격에 팔면 — 옛 루블을 받아요. 그런데 다음 배송분은 새 루블로 사야 하죠. 옛 가격에 팔린 주사기 하나하나가 — 다음 것에서 손해예요.</w:t>
-      </w:r>
-    </w:p>
-    <w:p>
-      <w:pPr>
-        <w:pStyle w:val="BodyText"/>
-      </w:pPr>
-      <w:r>
-        <w:t xml:space="preserve">알렉세이: 그럼 가격을 올려요?</w:t>
-      </w:r>
-    </w:p>
-    <w:p>
-      <w:pPr>
-        <w:pStyle w:val="BodyText"/>
-      </w:pPr>
-      <w:r>
-        <w:t xml:space="preserve">이리나: 그럼 가격을 생각해야죠. 오늘은 올리지 않아요. 오늘은 다들 올려요. 회색은 벌써 올렸어요.</w:t>
-      </w:r>
-    </w:p>
-    <w:p>
-      <w:pPr>
-        <w:pStyle w:val="BodyText"/>
-      </w:pPr>
-      <w:r>
-        <w:t xml:space="preserve">키릴: 올렸어요. 채널들을 보고 있어요. 30퍼센트. 금리 발표 한 시간 만에. 「환율 때문에」.</w:t>
-      </w:r>
-    </w:p>
-    <w:p>
-      <w:pPr>
-        <w:pStyle w:val="BodyText"/>
-      </w:pPr>
-      <w:r>
-        <w:t xml:space="preserve">디마: 한 시간 만에? 그쪽 재고는 옛날 거잖아요! 작년에 산 거잖아요!</w:t>
-      </w:r>
-    </w:p>
-    <w:p>
-      <w:pPr>
-        <w:pStyle w:val="BodyText"/>
-      </w:pPr>
-      <w:r>
-        <w:t xml:space="preserve">올가: 회색은 원가를 계산하지 않아요. 공황을 계산하죠. 그게 그들의 주 통화예요.</w:t>
+        <w:t xml:space="preserve">알렉세이: 한 시간 지났어요. 이리나, 지금 우리 상황은요? 가능하면 한마디로요.</w:t>
+      </w:r>
+    </w:p>
+    <w:p>
+      <w:pPr>
+        <w:pStyle w:val="BodyText"/>
+      </w:pPr>
+      <w:r>
+        <w:t xml:space="preserve">이리나: 자, 달러는 124, 아침엔 100이었으니 하루 만에 24퍼센트 하락이에요. 거의 두 번째 시나리오예요.</w:t>
+      </w:r>
+    </w:p>
+    <w:p>
+      <w:pPr>
+        <w:pStyle w:val="BodyText"/>
+      </w:pPr>
+      <w:r>
+        <w:t xml:space="preserve">알렉세이: 그게 우리한테 무슨 뜻이에요? 「아프다」는 말 말고 숫자로요.</w:t>
+      </w:r>
+    </w:p>
+    <w:p>
+      <w:pPr>
+        <w:pStyle w:val="BodyText"/>
+      </w:pPr>
+      <w:r>
+        <w:t xml:space="preserve">이리나: 3주 뒤 세진 결제가 240만 달러예요. 아침엔 2억 4천만 루블이었는데 지금은 거의 3억이에요. 허공에서 6천만이 더 생겼어요. 아무것도 사지도 팔지도 않았는데, 그냥 하루가 지났을 뿐이에요.</w:t>
+      </w:r>
+    </w:p>
+    <w:p>
+      <w:pPr>
+        <w:pStyle w:val="BodyText"/>
+      </w:pPr>
+      <w:r>
+        <w:t xml:space="preserve">디마: 6천만이요? 그건 작년 이익 거의 전부잖아요!</w:t>
+      </w:r>
+    </w:p>
+    <w:p>
+      <w:pPr>
+        <w:pStyle w:val="BodyText"/>
+      </w:pPr>
+      <w:r>
+        <w:t xml:space="preserve">이리나: 작년 이익 전부고, 거기에 조금 더예요. 이걸 환차손이라고 해요. 오늘 이 단어를 배우게 될 거예요.</w:t>
+      </w:r>
+    </w:p>
+    <w:p>
+      <w:pPr>
+        <w:pStyle w:val="BodyText"/>
+      </w:pPr>
+      <w:r>
+        <w:t xml:space="preserve">올가: 잠깐만요, 창고에 있는 상품은요? 그건 옛 환율로 산 거잖아요.</w:t>
+      </w:r>
+    </w:p>
+    <w:p>
+      <w:pPr>
+        <w:pStyle w:val="BodyText"/>
+      </w:pPr>
+      <w:r>
+        <w:t xml:space="preserve">이리나: 그렇죠, 그런데 그게 보기보다 더 나빠요. 옛 가격으로 팔면 옛 루블을 받는데, 다음 배송분은 새 루블로 사야 해요. 그러니 옛 가격에 판 주사기 하나하나가 다음 배송분에서 손해예요.</w:t>
+      </w:r>
+    </w:p>
+    <w:p>
+      <w:pPr>
+        <w:pStyle w:val="BodyText"/>
+      </w:pPr>
+      <w:r>
+        <w:t xml:space="preserve">알렉세이: 그럼 가격을 올려야 한다는 거예요?</w:t>
+      </w:r>
+    </w:p>
+    <w:p>
+      <w:pPr>
+        <w:pStyle w:val="BodyText"/>
+      </w:pPr>
+      <w:r>
+        <w:t xml:space="preserve">이리나: 가격을 생각해야 한다는 거지, 오늘 올리자는 건 아니에요. 오늘은 다들 올리고, 회색 업자들은 벌써 올렸어요.</w:t>
+      </w:r>
+    </w:p>
+    <w:p>
+      <w:pPr>
+        <w:pStyle w:val="BodyText"/>
+      </w:pPr>
+      <w:r>
+        <w:t xml:space="preserve">키릴: 네, 올렸어요. 그쪽 채널을 보고 있는데, 금리 발표 한 시간 뒤에 30퍼센트, 「환율 때문에」래요.</w:t>
+      </w:r>
+    </w:p>
+    <w:p>
+      <w:pPr>
+        <w:pStyle w:val="BodyText"/>
+      </w:pPr>
+      <w:r>
+        <w:t xml:space="preserve">디마: 한 시간 뒤에요? 그 사람들 상품은 작년에 산 옛날 거잖아요!</w:t>
+      </w:r>
+    </w:p>
+    <w:p>
+      <w:pPr>
+        <w:pStyle w:val="BodyText"/>
+      </w:pPr>
+      <w:r>
+        <w:t xml:space="preserve">올가: 회색 업자들은 원가를 계산하지 않아요. 공황을 계산하죠. 그게 그들의 주요 화폐예요.</w:t>
       </w:r>
     </w:p>
     <w:p>
@@ -4062,167 +4062,167 @@
         <w:pStyle w:val="BodyText"/>
       </w:pPr>
       <w:r>
-        <w:t xml:space="preserve">디마: 한 시간에 클리닉 40곳. 다들 물어요: 「가격 올라요?」 절반은 반년 치를 주문하고 싶대요. 옛 가격에.</w:t>
-      </w:r>
-    </w:p>
-    <w:p>
-      <w:pPr>
-        <w:pStyle w:val="BodyText"/>
-      </w:pPr>
-      <w:r>
-        <w:t xml:space="preserve">이리나: 바로 그거예요. 그게 핵심 위험이에요. 반년 치 재고를 옛 가격에 팔면, 창고는 비고, 돈은 옛 돈이고, 새 물건은 — 124에 사야 해요. 반년을 일해서 더 가난해지는 거예요. 아무것도 안 파는 것보다 나빠요.</w:t>
-      </w:r>
-    </w:p>
-    <w:p>
-      <w:pPr>
-        <w:pStyle w:val="BodyText"/>
-      </w:pPr>
-      <w:r>
-        <w:t xml:space="preserve">디마: 하지만 이건 판매예요! 엄청난! 일주일 만에 계획을 초과 달성해요!</w:t>
-      </w:r>
-    </w:p>
-    <w:p>
-      <w:pPr>
-        <w:pStyle w:val="BodyText"/>
-      </w:pPr>
-      <w:r>
-        <w:t xml:space="preserve">이리나: 초과 달성하죠. 그리고 여름엔 망해요. 디마, 이건 판매가 아니에요. 판매로 변장한 공황이에요.</w:t>
-      </w:r>
-    </w:p>
-    <w:p>
-      <w:pPr>
-        <w:pStyle w:val="BodyText"/>
-      </w:pPr>
-      <w:r>
-        <w:t xml:space="preserve">디마: 멋진 말이네요. 마음엔 안 들지만, 멋져요.</w:t>
-      </w:r>
-    </w:p>
-    <w:p>
-      <w:pPr>
-        <w:pStyle w:val="BodyText"/>
-      </w:pPr>
-      <w:r>
-        <w:t xml:space="preserve">이리나: 내 말이 아니에요. 보리스 이고레비치 말이에요. 98년에 대해서.</w:t>
-      </w:r>
-    </w:p>
-    <w:p>
-      <w:pPr>
-        <w:pStyle w:val="BodyText"/>
-      </w:pPr>
-      <w:r>
-        <w:t xml:space="preserve">올가: 계약서가 더 있어요. 파트너들. 마리나 조항 기억나요? 페테르부르크. 「위기는 숫자로」.</w:t>
-      </w:r>
-    </w:p>
-    <w:p>
-      <w:pPr>
-        <w:pStyle w:val="BodyText"/>
-      </w:pPr>
-      <w:r>
-        <w:t xml:space="preserve">알렉세이: 기억해요. 「환율이 15퍼센트 넘게 변하면 — 양측은 마주 앉는다」.</w:t>
-      </w:r>
-    </w:p>
-    <w:p>
-      <w:pPr>
-        <w:pStyle w:val="BodyText"/>
-      </w:pPr>
-      <w:r>
-        <w:t xml:space="preserve">올가: 그 뒤 다섯 계약서 전부에 넣었어요. 카잔, 우랄, 시베리아, 블라디보스토크. 한 글자도 안 바꾸고. 내가 고집했어요.</w:t>
-      </w:r>
-    </w:p>
-    <w:p>
-      <w:pPr>
-        <w:pStyle w:val="BodyText"/>
-      </w:pPr>
-      <w:r>
-        <w:t xml:space="preserve">이리나: 15. 오늘은 — 24. 조항이 발동됐어요. 다섯 곳 전부.</w:t>
-      </w:r>
-    </w:p>
-    <w:p>
-      <w:pPr>
-        <w:pStyle w:val="BodyText"/>
-      </w:pPr>
-      <w:r>
-        <w:t xml:space="preserve">알렉세이: 그럼 마주 앉는 거예요. 새 가격으로 전화하는 게 아니라. 앉는 거.</w:t>
-      </w:r>
-    </w:p>
-    <w:p>
-      <w:pPr>
-        <w:pStyle w:val="BodyText"/>
-      </w:pPr>
-      <w:r>
-        <w:t xml:space="preserve">마리나: 알렉세이 니콜라예비치. 레베데바예요. 바쁘신 거 알아요. 2분. 4분 말고.</w:t>
-      </w:r>
-    </w:p>
-    <w:p>
-      <w:pPr>
-        <w:pStyle w:val="BodyText"/>
-      </w:pPr>
-      <w:r>
-        <w:t xml:space="preserve">알렉세이: 마리나. 마침 당신 얘기 중이었어요. 당신 조항.</w:t>
-      </w:r>
-    </w:p>
-    <w:p>
-      <w:pPr>
-        <w:pStyle w:val="BodyText"/>
-      </w:pPr>
-      <w:r>
-        <w:t xml:space="preserve">마리나: 그래서 전화했어요. 조항이 발동됐어요. 만남을 요청해요. 오늘 말고 — 오늘은 다들 소리쳐요. 월요일에.</w:t>
-      </w:r>
-    </w:p>
-    <w:p>
-      <w:pPr>
-        <w:pStyle w:val="BodyText"/>
-      </w:pPr>
-      <w:r>
-        <w:t xml:space="preserve">알렉세이: 월요일. 다섯 곳 전부요? 함께?</w:t>
-      </w:r>
-    </w:p>
-    <w:p>
-      <w:pPr>
-        <w:pStyle w:val="BodyText"/>
-      </w:pPr>
-      <w:r>
-        <w:t xml:space="preserve">마리나: 전부요. 1월에 우릴 서로 소개하고 싶어 하셨잖아요 — 못 하셨죠. 그럼 위기 속에서 알게 되는 거예요. 그게 더 나아요. 위기엔 누가 누군지 바로 보이니까요. 1월이었으면 차 마시며 서로 칭찬했겠죠. 월요일엔 — 계산할 거예요.</w:t>
-      </w:r>
-    </w:p>
-    <w:p>
-      <w:pPr>
-        <w:pStyle w:val="BodyText"/>
-      </w:pPr>
-      <w:r>
-        <w:t xml:space="preserve">이리나: 마리나, 주문은요? 거기 클리닉들도 반년 치를 원해요?</w:t>
-      </w:r>
-    </w:p>
-    <w:p>
-      <w:pPr>
-        <w:pStyle w:val="BodyText"/>
-      </w:pPr>
-      <w:r>
-        <w:t xml:space="preserve">마리나: 원하죠. 그래서 말했어요: 「안 돼요. 평소 한 달 주문. 늘 그렇듯」. 여름에 나를 잡아먹을 창고는 필요 없어요.</w:t>
-      </w:r>
-    </w:p>
-    <w:p>
-      <w:pPr>
-        <w:pStyle w:val="BodyText"/>
-      </w:pPr>
-      <w:r>
-        <w:t xml:space="preserve">디마: 자기 클리닉들을 거절하셨어요? 판매를?</w:t>
-      </w:r>
-    </w:p>
-    <w:p>
-      <w:pPr>
-        <w:pStyle w:val="BodyText"/>
-      </w:pPr>
-      <w:r>
-        <w:t xml:space="preserve">마리나: 그들의 공황을 거절한 거예요. 그건 달라요, 드미트리 세르게예비치. 페테르부르크는 98년부터 알아요.</w:t>
-      </w:r>
-    </w:p>
-    <w:p>
-      <w:pPr>
-        <w:pStyle w:val="BodyText"/>
-      </w:pPr>
-      <w:r>
-        <w:t xml:space="preserve">알렉세이: 고마워요, 마리나. 월요일. 10시. 정각.</w:t>
+        <w:t xml:space="preserve">디마: 한 시간 동안 클리닉 40곳이 전화했고, 다들 「가격 오르나요?」라고 물어요. 절반은 옛 가격으로 반년 치를 주문하고 싶어 해요.</w:t>
+      </w:r>
+    </w:p>
+    <w:p>
+      <w:pPr>
+        <w:pStyle w:val="BodyText"/>
+      </w:pPr>
+      <w:r>
+        <w:t xml:space="preserve">이리나: 바로 그게 가장 큰 위험이에요. 반년 치 재고를 옛 가격에 팔면 창고는 비고, 돈은 옛날 돈이고, 새 상품은 124로 사야 해요. 더 가난해지려고 반년을 일하는 셈이에요. 아예 안 파는 것보다 나쁘고, 보기보다 훨씬 위험해요.</w:t>
+      </w:r>
+    </w:p>
+    <w:p>
+      <w:pPr>
+        <w:pStyle w:val="BodyText"/>
+      </w:pPr>
+      <w:r>
+        <w:t xml:space="preserve">디마: 그래도 이건 판매예요, 엄청난 판매요! 일주일 만에 계획을 초과 달성할 거예요!</w:t>
+      </w:r>
+    </w:p>
+    <w:p>
+      <w:pPr>
+        <w:pStyle w:val="BodyText"/>
+      </w:pPr>
+      <w:r>
+        <w:t xml:space="preserve">이리나: 계획은 초과하겠죠. 그리고 여름엔 망할 거예요. 디마, 이건 판매가 아니에요. 판매로 변장한 공황이에요.</w:t>
+      </w:r>
+    </w:p>
+    <w:p>
+      <w:pPr>
+        <w:pStyle w:val="BodyText"/>
+      </w:pPr>
+      <w:r>
+        <w:t xml:space="preserve">디마: 멋지게 말씀하시네요. 마음엔 안 들지만, 멋지게 말씀하셨어요.</w:t>
+      </w:r>
+    </w:p>
+    <w:p>
+      <w:pPr>
+        <w:pStyle w:val="BodyText"/>
+      </w:pPr>
+      <w:r>
+        <w:t xml:space="preserve">이리나: 제가 아니라 보리스 이고레비치가 98년 얘기하면서 하신 말이에요.</w:t>
+      </w:r>
+    </w:p>
+    <w:p>
+      <w:pPr>
+        <w:pStyle w:val="BodyText"/>
+      </w:pPr>
+      <w:r>
+        <w:t xml:space="preserve">올가: 파트너들과의 계약서도 있어요. 페테르부르크 마리나의 조항, 위기를 숫자로 정해야 한다는 거 기억나세요?</w:t>
+      </w:r>
+    </w:p>
+    <w:p>
+      <w:pPr>
+        <w:pStyle w:val="BodyText"/>
+      </w:pPr>
+      <w:r>
+        <w:t xml:space="preserve">알렉세이: 기억해요. 「환율이 15퍼센트 넘게 변하면 양측은 마주 앉는다」.</w:t>
+      </w:r>
+    </w:p>
+    <w:p>
+      <w:pPr>
+        <w:pStyle w:val="BodyText"/>
+      </w:pPr>
+      <w:r>
+        <w:t xml:space="preserve">올가: 나중에 다섯 계약서 모두에, 카잔, 우랄, 시베리아, 블라디보스토크까지 글자 그대로 넣었어요. 제가 직접 고집했죠.</w:t>
+      </w:r>
+    </w:p>
+    <w:p>
+      <w:pPr>
+        <w:pStyle w:val="BodyText"/>
+      </w:pPr>
+      <w:r>
+        <w:t xml:space="preserve">이리나: 거긴 15퍼센트고 오늘은 24퍼센트니까, 다섯 계약서 모두에서 조항이 발동했어요.</w:t>
+      </w:r>
+    </w:p>
+    <w:p>
+      <w:pPr>
+        <w:pStyle w:val="BodyText"/>
+      </w:pPr>
+      <w:r>
+        <w:t xml:space="preserve">알렉세이: 그럼 마주 앉아야 해요. 새 가격을 들고 파트너에게 전화하는 게 아니라 마주 앉는 거예요.</w:t>
+      </w:r>
+    </w:p>
+    <w:p>
+      <w:pPr>
+        <w:pStyle w:val="BodyText"/>
+      </w:pPr>
+      <w:r>
+        <w:t xml:space="preserve">마리나: 알렉세이 니콜라예비치, 레베데바예요. 바쁘신 거 알아서 4분이 아니라 2분만요.</w:t>
+      </w:r>
+    </w:p>
+    <w:p>
+      <w:pPr>
+        <w:pStyle w:val="BodyText"/>
+      </w:pPr>
+      <w:r>
+        <w:t xml:space="preserve">알렉세이: 마리나, 마침 당신과 당신 조항 얘기를 하고 있었어요.</w:t>
+      </w:r>
+    </w:p>
+    <w:p>
+      <w:pPr>
+        <w:pStyle w:val="BodyText"/>
+      </w:pPr>
+      <w:r>
+        <w:t xml:space="preserve">마리나: 그래서 전화했어요. 조항이 발동했으니 회의를 요청해요. 오늘은 다들 소리치니까 오늘 말고, 월요일에요.</w:t>
+      </w:r>
+    </w:p>
+    <w:p>
+      <w:pPr>
+        <w:pStyle w:val="BodyText"/>
+      </w:pPr>
+      <w:r>
+        <w:t xml:space="preserve">알렉세이: 월요일이요? 파트너 다섯 곳 모두 함께요?</w:t>
+      </w:r>
+    </w:p>
+    <w:p>
+      <w:pPr>
+        <w:pStyle w:val="BodyText"/>
+      </w:pPr>
+      <w:r>
+        <w:t xml:space="preserve">마리나: 모두요. 1월에 우릴 소개해 주려다 못 하셨잖아요. 그럼 위기 속에서 만나죠. 오히려 더 좋아요. 위기엔 누가 어떤 사람인지 바로 보이거든요. 1월이었으면 차 마시며 서로 칭찬했겠지만, 월요일엔 계산을 할 거예요.</w:t>
+      </w:r>
+    </w:p>
+    <w:p>
+      <w:pPr>
+        <w:pStyle w:val="BodyText"/>
+      </w:pPr>
+      <w:r>
+        <w:t xml:space="preserve">이리나: 마리나, 주문은요? 그쪽 클리닉들도 반년 치를 원해요?</w:t>
+      </w:r>
+    </w:p>
+    <w:p>
+      <w:pPr>
+        <w:pStyle w:val="BodyText"/>
+      </w:pPr>
+      <w:r>
+        <w:t xml:space="preserve">마리나: 원하죠. 그래서 「안 돼요, 늘 하던 대로 한 달 치만요」라고 했어요. 여름에 저를 잡아먹을 창고는 필요 없어요.</w:t>
+      </w:r>
+    </w:p>
+    <w:p>
+      <w:pPr>
+        <w:pStyle w:val="BodyText"/>
+      </w:pPr>
+      <w:r>
+        <w:t xml:space="preserve">디마: 자기 클리닉들을 거절하셨다고요? 판매를 거절하셨어요?</w:t>
+      </w:r>
+    </w:p>
+    <w:p>
+      <w:pPr>
+        <w:pStyle w:val="BodyText"/>
+      </w:pPr>
+      <w:r>
+        <w:t xml:space="preserve">마리나: 그들의 공황을 거절한 거예요. 그건 달라요, 드미트리 세르게예비치. 페테르부르크는 98년부터 그걸 알아요.</w:t>
+      </w:r>
+    </w:p>
+    <w:p>
+      <w:pPr>
+        <w:pStyle w:val="BodyText"/>
+      </w:pPr>
+      <w:r>
+        <w:t xml:space="preserve">알렉세이: 고마워요, 마리나. 그럼 월요일 10시 정각이에요.</w:t>
       </w:r>
     </w:p>
     <w:bookmarkEnd w:id="34"/>
@@ -4240,239 +4240,239 @@
         <w:pStyle w:val="FirstParagraph"/>
       </w:pPr>
       <w:r>
-        <w:t xml:space="preserve">키릴: 주문 — 120건. 하루에. 보통은 — 30건. 평균 물량은 평소의 네 배.</w:t>
-      </w:r>
-    </w:p>
-    <w:p>
-      <w:pPr>
-        <w:pStyle w:val="BodyText"/>
-      </w:pPr>
-      <w:r>
-        <w:t xml:space="preserve">알렉세이: 결정. 오늘. 마감 전에. 디마, 이리나, 올가 — 주문을 어떻게 해요?</w:t>
-      </w:r>
-    </w:p>
-    <w:p>
-      <w:pPr>
-        <w:pStyle w:val="BodyText"/>
-      </w:pPr>
-      <w:r>
-        <w:t xml:space="preserve">디마: 받아요. 우리 고객이에요. 우릴 믿어요. 거절하면 회색으로 가요.</w:t>
-      </w:r>
-    </w:p>
-    <w:p>
-      <w:pPr>
-        <w:pStyle w:val="BodyText"/>
-      </w:pPr>
-      <w:r>
-        <w:t xml:space="preserve">이리나: +30인 회색으로요? 안 가요. 오늘은 — 안 가요.</w:t>
-      </w:r>
-    </w:p>
-    <w:p>
-      <w:pPr>
-        <w:pStyle w:val="BodyText"/>
-      </w:pPr>
-      <w:r>
-        <w:t xml:space="preserve">올가: 법적으로는 물량을 제한할 수 있어요. 클리닉 계약서에 — 「협의에 따라」. 반년 치를 출고할 의무는 없어요.</w:t>
-      </w:r>
-    </w:p>
-    <w:p>
-      <w:pPr>
-        <w:pStyle w:val="BodyText"/>
-      </w:pPr>
-      <w:r>
-        <w:t xml:space="preserve">알렉세이: 할 수 있죠. 그럼 정직하게는?</w:t>
-      </w:r>
-    </w:p>
-    <w:p>
-      <w:pPr>
-        <w:pStyle w:val="BodyText"/>
-      </w:pPr>
-      <w:r>
-        <w:t xml:space="preserve">올가: 정직하게는 — 설명하는 거. 왜인지. 그리고 모두 똑같이 제한하는 거. 연줄로가 아니라.</w:t>
-      </w:r>
-    </w:p>
-    <w:p>
-      <w:pPr>
-        <w:pStyle w:val="BodyText"/>
-      </w:pPr>
-      <w:r>
-        <w:t xml:space="preserve">키릴: 시험처럼 하면 안 돼요? 대기열. 날짜 말고 물량으로. 클리닉마다 — 평소 한 달 물량. 반년 평균. 시스템에 다 보여요. 그 이상은 — 안 됨. 누구도. 코르닐로바도.</w:t>
-      </w:r>
-    </w:p>
-    <w:p>
-      <w:pPr>
-        <w:pStyle w:val="BodyText"/>
-      </w:pPr>
-      <w:r>
-        <w:t xml:space="preserve">디마: 코르닐로바도요? 서운해하실 텐데.</w:t>
-      </w:r>
-    </w:p>
-    <w:p>
-      <w:pPr>
-        <w:pStyle w:val="BodyText"/>
-      </w:pPr>
-      <w:r>
-        <w:t xml:space="preserve">코르닐로바: 안 서운해요. 다 들려요, 스피커폰이에요. 나도 클리닉이 있고, 오늘 아침 석 달 치를 주문하려 했어요. 다들처럼 겁이 났죠. 20년을 일했는데 — 겁이 났어요. 키릴이 맞아요. 나부터 제한하세요. 다들 알게.</w:t>
-      </w:r>
-    </w:p>
-    <w:p>
-      <w:pPr>
-        <w:pStyle w:val="BodyText"/>
-      </w:pPr>
-      <w:r>
-        <w:t xml:space="preserve">알렉세이: 옐레나 빅토로브나. 고맙습니다. 어떤 편지보다 도움이 돼요.</w:t>
-      </w:r>
-    </w:p>
-    <w:p>
-      <w:pPr>
-        <w:pStyle w:val="BodyText"/>
-      </w:pPr>
-      <w:r>
-        <w:t xml:space="preserve">디마: 좋아요. 한 달 물량. 그런데 가격은요? 클리닉에 가격을 뭐라고 해요? 40통이 답을 기다려요.</w:t>
-      </w:r>
-    </w:p>
-    <w:p>
-      <w:pPr>
-        <w:pStyle w:val="BodyText"/>
-      </w:pPr>
-      <w:r>
-        <w:t xml:space="preserve">이리나: 진실을 말해요. 「현재 주문 가격은 — 기존 그대로. 새 가격은 — 월요일 파트너 회의 뒤에. 우린 공황의 날에 가격을 올리지 않는다」. 그리고 이것도: 「물량은 — 평소대로. 모두에게. 코르닐로바에게도」.</w:t>
-      </w:r>
-    </w:p>
-    <w:p>
-      <w:pPr>
-        <w:pStyle w:val="BodyText"/>
-      </w:pPr>
-      <w:r>
-        <w:t xml:space="preserve">디마: 「우린 공황의 날에 가격을 올리지 않는다」. 이건… 의사한테 말할 수 있겠네요.</w:t>
-      </w:r>
-    </w:p>
-    <w:p>
-      <w:pPr>
-        <w:pStyle w:val="BodyText"/>
-      </w:pPr>
-      <w:r>
-        <w:t xml:space="preserve">알렉세이: 누구에게든 말할 수 있어요. 진실이니까.</w:t>
-      </w:r>
-    </w:p>
-    <w:p>
-      <w:pPr>
-        <w:pStyle w:val="BodyText"/>
-      </w:pPr>
-      <w:r>
-        <w:t xml:space="preserve">올가: 그리고 하나 더. 경고해요. 명의를 빌려 셋을 통해 주문하는 사람이 나올 거예요. 아는 클리닉, 자매를 통해서. 한도를 피하려고.</w:t>
-      </w:r>
-    </w:p>
-    <w:p>
-      <w:pPr>
-        <w:pStyle w:val="BodyText"/>
-      </w:pPr>
-      <w:r>
-        <w:t xml:space="preserve">키릴: 코드요. 주사기마다 클리닉에 묶여 있어요. 클리닉이 평소의 네 배를 받아서 마스터에게 팔면 — 「출장」이 일주일 안에 봐요. 구세프처럼. 다만 이번엔 재앙 뒤가 아니라 재앙 전에 봐요.</w:t>
-      </w:r>
-    </w:p>
-    <w:p>
-      <w:pPr>
-        <w:pStyle w:val="BodyText"/>
-      </w:pPr>
-      <w:r>
-        <w:t xml:space="preserve">이리나: 좋아요. 그럼 마지막. 돈. 환차손 6,000만. 한도 대출은 — 2,000만. 모자라요.</w:t>
-      </w:r>
-    </w:p>
-    <w:p>
-      <w:pPr>
-        <w:pStyle w:val="BodyText"/>
-      </w:pPr>
-      <w:r>
-        <w:t xml:space="preserve">알렉세이: 모자라죠. 그리고요?</w:t>
-      </w:r>
-    </w:p>
-    <w:p>
-      <w:pPr>
-        <w:pStyle w:val="BodyText"/>
-      </w:pPr>
-      <w:r>
-        <w:t xml:space="preserve">이리나: 몰라요. 아직은. 돈에 대해 「모른다」고 말하는 건 5년 만에 처음이에요.</w:t>
-      </w:r>
-    </w:p>
-    <w:p>
-      <w:pPr>
-        <w:pStyle w:val="BodyText"/>
-      </w:pPr>
-      <w:r>
-        <w:t xml:space="preserve">올가: 날짜 적을까요? 키릴이 날짜를 좋아하잖아요.</w:t>
-      </w:r>
-    </w:p>
-    <w:p>
-      <w:pPr>
-        <w:pStyle w:val="BodyText"/>
-      </w:pPr>
-      <w:r>
-        <w:t xml:space="preserve">키릴: 적었어요. 밑줄도. 반년 만에 두 번째.</w:t>
-      </w:r>
-    </w:p>
-    <w:p>
-      <w:pPr>
-        <w:pStyle w:val="BodyText"/>
-      </w:pPr>
-      <w:r>
-        <w:t xml:space="preserve">이리나: 안 웃겨요. 그런데… 웃기네. 좋아요. 월요일까지 방안을 찾을게요. 셋. 늘 그렇듯.</w:t>
-      </w:r>
-    </w:p>
-    <w:p>
-      <w:pPr>
-        <w:pStyle w:val="BodyText"/>
-      </w:pPr>
-      <w:r>
-        <w:t xml:space="preserve">알렉세이: 월요일까지 말고요. 내일은 — 토요일. 모레는 — 첫째 일요일.</w:t>
-      </w:r>
-    </w:p>
-    <w:p>
-      <w:pPr>
-        <w:pStyle w:val="BodyText"/>
-      </w:pPr>
-      <w:r>
-        <w:t xml:space="preserve">이리나: 가실 거예요? 지금? 이런 날에?</w:t>
-      </w:r>
-    </w:p>
-    <w:p>
-      <w:pPr>
-        <w:pStyle w:val="BodyText"/>
-      </w:pPr>
-      <w:r>
-        <w:t xml:space="preserve">알렉세이: 모르겠어요. 할머니가 말해 주실 거예요.</w:t>
-      </w:r>
-    </w:p>
-    <w:p>
-      <w:pPr>
-        <w:pStyle w:val="BodyText"/>
-      </w:pPr>
-      <w:r>
-        <w:t xml:space="preserve">디마: 알렉세이 니콜라예비치, 클리닉 40곳. 전화 시작할게요. 「우린 공황의 날에 가격을 올리지 않는다」.</w:t>
-      </w:r>
-    </w:p>
-    <w:p>
-      <w:pPr>
-        <w:pStyle w:val="BodyText"/>
-      </w:pPr>
-      <w:r>
-        <w:t xml:space="preserve">알렉세이: 걸어. 네 목소리로. 읽지 말고.</w:t>
-      </w:r>
-    </w:p>
-    <w:p>
-      <w:pPr>
-        <w:pStyle w:val="BodyText"/>
-      </w:pPr>
-      <w:r>
-        <w:t xml:space="preserve">디마: 내 목소리로. 알랴처럼. 알겠어요.</w:t>
-      </w:r>
-    </w:p>
-    <w:p>
-      <w:pPr>
-        <w:pStyle w:val="BodyText"/>
-      </w:pPr>
-      <w:r>
-        <w:t xml:space="preserve">이리나: 그리고 누가 뭐라고 했는지 적어 둬. 월요일에 쓸모 있을 거야.</w:t>
+        <w:t xml:space="preserve">키릴: 오늘 하루 주문이 120건 들어왔어요. 보통은 30건이고, 평균 물량도 평소의 네 배예요.</w:t>
+      </w:r>
+    </w:p>
+    <w:p>
+      <w:pPr>
+        <w:pStyle w:val="BodyText"/>
+      </w:pPr>
+      <w:r>
+        <w:t xml:space="preserve">알렉세이: 오늘 마감 전에 결정해야 해요. 디마, 이리나, 올가, 주문은 어떻게 하죠?</w:t>
+      </w:r>
+    </w:p>
+    <w:p>
+      <w:pPr>
+        <w:pStyle w:val="BodyText"/>
+      </w:pPr>
+      <w:r>
+        <w:t xml:space="preserve">디마: 받아요. 우리 고객이고 우릴 믿으니까요. 거절하면 회색 업자들한테 갈 거예요.</w:t>
+      </w:r>
+    </w:p>
+    <w:p>
+      <w:pPr>
+        <w:pStyle w:val="BodyText"/>
+      </w:pPr>
+      <w:r>
+        <w:t xml:space="preserve">이리나: 30퍼센트 올린 회색 업자들한테요? 안 가요, 적어도 오늘은요.</w:t>
+      </w:r>
+    </w:p>
+    <w:p>
+      <w:pPr>
+        <w:pStyle w:val="BodyText"/>
+      </w:pPr>
+      <w:r>
+        <w:t xml:space="preserve">올가: 법적으론 물량을 제한할 수 있어요. 클리닉 계약서에 「협의에 따라」라고 돼 있거든요. 반년 치를 출고할 의무는 없어요.</w:t>
+      </w:r>
+    </w:p>
+    <w:p>
+      <w:pPr>
+        <w:pStyle w:val="BodyText"/>
+      </w:pPr>
+      <w:r>
+        <w:t xml:space="preserve">알렉세이: 할 수 있는 건 알겠어요. 그럼 정직하게 하려면요?</w:t>
+      </w:r>
+    </w:p>
+    <w:p>
+      <w:pPr>
+        <w:pStyle w:val="BodyText"/>
+      </w:pPr>
+      <w:r>
+        <w:t xml:space="preserve">올가: 정직하게 하려면 왜 그러는지 설명하고, 인맥이 아니라 모두에게 똑같이 제한하는 거예요.</w:t>
+      </w:r>
+    </w:p>
+    <w:p>
+      <w:pPr>
+        <w:pStyle w:val="BodyText"/>
+      </w:pPr>
+      <w:r>
+        <w:t xml:space="preserve">키릴: 시험처럼 하면 어때요? 대기열인데 날짜가 아니라 물량 기준으로요. 클리닉마다 시스템에 보이는 지난 반년 평균, 평소 월 물량만 받게 해요. 그 이상은 누구에게도, 코르닐로바 선생님에게도 안 되고요. 그러면 아무도 서운하지 않을 거예요.</w:t>
+      </w:r>
+    </w:p>
+    <w:p>
+      <w:pPr>
+        <w:pStyle w:val="BodyText"/>
+      </w:pPr>
+      <w:r>
+        <w:t xml:space="preserve">디마: 코르닐로바 선생님까지요? 서운해하실 텐데요.</w:t>
+      </w:r>
+    </w:p>
+    <w:p>
+      <w:pPr>
+        <w:pStyle w:val="BodyText"/>
+      </w:pPr>
+      <w:r>
+        <w:t xml:space="preserve">코르닐로바: 서운해하지 않아요, 스피커폰으로 다 들려요. 저도 클리닉이 있는데, 오늘 아침 다른 사람들처럼 겁이 나서 석 달 치를 주문하려 했어요. 20년 일했는데도 겁이 났어요. 키릴 말이 맞아요. 저부터 제한하고, 모두가 알게 해 주세요.</w:t>
+      </w:r>
+    </w:p>
+    <w:p>
+      <w:pPr>
+        <w:pStyle w:val="BodyText"/>
+      </w:pPr>
+      <w:r>
+        <w:t xml:space="preserve">알렉세이: 옐레나 빅토로브나, 고맙습니다. 그게 클리닉에 보내는 어떤 편지보다 도움이 될 거예요.</w:t>
+      </w:r>
+    </w:p>
+    <w:p>
+      <w:pPr>
+        <w:pStyle w:val="BodyText"/>
+      </w:pPr>
+      <w:r>
+        <w:t xml:space="preserve">디마: 좋아요, 월 물량으로 하죠. 그런데 가격은 클리닉에 뭐라고 해요? 전화 40통이 답을 기다려요.</w:t>
+      </w:r>
+    </w:p>
+    <w:p>
+      <w:pPr>
+        <w:pStyle w:val="BodyText"/>
+      </w:pPr>
+      <w:r>
+        <w:t xml:space="preserve">이리나: 사실대로 말하세요. 「현재 주문은 옛 가격이고, 새 가격은 월요일 파트너 회의 뒤에 정해요. 우리는 공황의 날에 가격을 올리지 않습니다」. 그리고 「물량은 평소대로, 모두에게, 코르닐로바에게도요」라고 덧붙이세요.</w:t>
+      </w:r>
+    </w:p>
+    <w:p>
+      <w:pPr>
+        <w:pStyle w:val="BodyText"/>
+      </w:pPr>
+      <w:r>
+        <w:t xml:space="preserve">디마: 「우리는 공황의 날에 가격을 올리지 않습니다」. 이건… 정말 의사에게 할 수 있는 말이네요.</w:t>
+      </w:r>
+    </w:p>
+    <w:p>
+      <w:pPr>
+        <w:pStyle w:val="BodyText"/>
+      </w:pPr>
+      <w:r>
+        <w:t xml:space="preserve">알렉세이: 누구에게든 할 수 있는 말이야. 사실이니까.</w:t>
+      </w:r>
+    </w:p>
+    <w:p>
+      <w:pPr>
+        <w:pStyle w:val="BodyText"/>
+      </w:pPr>
+      <w:r>
+        <w:t xml:space="preserve">올가: 그리고 경고해 둘게요. 한도를 피하려고 아는 클리닉이나 자매를 통해, 대리인을 내세워 주문하는 사람들이 있을 거예요.</w:t>
+      </w:r>
+    </w:p>
+    <w:p>
+      <w:pPr>
+        <w:pStyle w:val="BodyText"/>
+      </w:pPr>
+      <w:r>
+        <w:t xml:space="preserve">키릴: 그래서 코드가 있어요. 주사기마다 클리닉에 연결돼 있어요. 클리닉이 평소의 네 배를 받아서 마스터들에게 팔면, 구세프 때처럼 「출장」이 일주일 안에 잡아내요. 다만 이번엔 재앙 뒤가 아니라 재앙 전에 보는 거예요.</w:t>
+      </w:r>
+    </w:p>
+    <w:p>
+      <w:pPr>
+        <w:pStyle w:val="BodyText"/>
+      </w:pPr>
+      <w:r>
+        <w:t xml:space="preserve">이리나: 좋아요, 그럼 마지막으로 돈이요. 환차손이 6천만인데 대출 한도는 2천만뿐이라 모자라요.</w:t>
+      </w:r>
+    </w:p>
+    <w:p>
+      <w:pPr>
+        <w:pStyle w:val="BodyText"/>
+      </w:pPr>
+      <w:r>
+        <w:t xml:space="preserve">알렉세이: 모자라죠. 그 밖에 뭐가 있어요?</w:t>
+      </w:r>
+    </w:p>
+    <w:p>
+      <w:pPr>
+        <w:pStyle w:val="BodyText"/>
+      </w:pPr>
+      <w:r>
+        <w:t xml:space="preserve">이리나: 아직 모르겠어요. 5년 만에 처음으로 돈에 대해 「모르겠다」고 하네요.</w:t>
+      </w:r>
+    </w:p>
+    <w:p>
+      <w:pPr>
+        <w:pStyle w:val="BodyText"/>
+      </w:pPr>
+      <w:r>
+        <w:t xml:space="preserve">올가: 날짜 적어 둘까요? 키릴이 날짜를 좋아하잖아요.</w:t>
+      </w:r>
+    </w:p>
+    <w:p>
+      <w:pPr>
+        <w:pStyle w:val="BodyText"/>
+      </w:pPr>
+      <w:r>
+        <w:t xml:space="preserve">키릴: 벌써 적고 밑줄 그었어요. 반년 사이 두 번째예요.</w:t>
+      </w:r>
+    </w:p>
+    <w:p>
+      <w:pPr>
+        <w:pStyle w:val="BodyText"/>
+      </w:pPr>
+      <w:r>
+        <w:t xml:space="preserve">이리나: 웃기지 않아요. 그래도… 뭐, 웃기네요. 월요일까지 늘 그렇듯 선택지 세 개를 찾을게요.</w:t>
+      </w:r>
+    </w:p>
+    <w:p>
+      <w:pPr>
+        <w:pStyle w:val="BodyText"/>
+      </w:pPr>
+      <w:r>
+        <w:t xml:space="preserve">알렉세이: 월요일까지가 아니에요. 내일은 토요일이고, 모레는 그달 첫째 일요일이에요.</w:t>
+      </w:r>
+    </w:p>
+    <w:p>
+      <w:pPr>
+        <w:pStyle w:val="BodyText"/>
+      </w:pPr>
+      <w:r>
+        <w:t xml:space="preserve">이리나: 지금, 이런 날에 거기 가시겠다고요?</w:t>
+      </w:r>
+    </w:p>
+    <w:p>
+      <w:pPr>
+        <w:pStyle w:val="BodyText"/>
+      </w:pPr>
+      <w:r>
+        <w:t xml:space="preserve">알렉세이: 모르겠어요. 할머니가 정하시게 할게요.</w:t>
+      </w:r>
+    </w:p>
+    <w:p>
+      <w:pPr>
+        <w:pStyle w:val="BodyText"/>
+      </w:pPr>
+      <w:r>
+        <w:t xml:space="preserve">디마: 알렉세이 니콜라예비치, 클리닉 40곳에 전화 시작할게요. 「우리는 공황의 날에 가격을 올리지 않습니다」.</w:t>
+      </w:r>
+    </w:p>
+    <w:p>
+      <w:pPr>
+        <w:pStyle w:val="BodyText"/>
+      </w:pPr>
+      <w:r>
+        <w:t xml:space="preserve">알렉세이: 전화해. 다만 네 목소리로, 종이 보고 읽지 말고.</w:t>
+      </w:r>
+    </w:p>
+    <w:p>
+      <w:pPr>
+        <w:pStyle w:val="BodyText"/>
+      </w:pPr>
+      <w:r>
+        <w:t xml:space="preserve">디마: 제 목소리로요, 알랴처럼요. 알겠어요, 알렉세이 니콜라예비치.</w:t>
+      </w:r>
+    </w:p>
+    <w:p>
+      <w:pPr>
+        <w:pStyle w:val="BodyText"/>
+      </w:pPr>
+      <w:r>
+        <w:t xml:space="preserve">이리나: 그리고 누가 뭐라고 했는지 적어 둬요. 월요일에 쓸모 있을 거예요.</w:t>
       </w:r>
     </w:p>
     <w:bookmarkEnd w:id="35"/>
@@ -4490,199 +4490,199 @@
         <w:pStyle w:val="FirstParagraph"/>
       </w:pPr>
       <w:r>
-        <w:t xml:space="preserve">도윤: 료샤. 알아. 여기서도 보고 있어. 대표님이 이사회를 소집하셨어. 토요일. 아침. 여기 시간으로.</w:t>
-      </w:r>
-    </w:p>
-    <w:p>
-      <w:pPr>
-        <w:pStyle w:val="BodyText"/>
-      </w:pPr>
-      <w:r>
-        <w:t xml:space="preserve">알렉세이: 뭘 결정한대?</w:t>
-      </w:r>
-    </w:p>
-    <w:p>
-      <w:pPr>
-        <w:pStyle w:val="BodyText"/>
-      </w:pPr>
-      <w:r>
-        <w:t xml:space="preserve">도윤: 가격. 통화. 리스크. 최 부사장은 이렇게 말해: 「세진은 루블을 떠안을 수 없다. 우린 한국 회사다, 러시아 회사가 아니라」. 정직하지. 교과서대로라면 옳기도 하고. 그런데 무서워. 5년 만에 처음으로 나 때문이 아니라 너희 때문에 무서워.</w:t>
-      </w:r>
-    </w:p>
-    <w:p>
-      <w:pPr>
-        <w:pStyle w:val="BodyText"/>
-      </w:pPr>
-      <w:r>
-        <w:t xml:space="preserve">알렉세이: 왜?</w:t>
-      </w:r>
-    </w:p>
-    <w:p>
-      <w:pPr>
-        <w:pStyle w:val="BodyText"/>
-      </w:pPr>
-      <w:r>
-        <w:t xml:space="preserve">도윤: 너희가 가격을 30퍼센트 올리면 회색보다 두 배 반 비싸지니까. 그럼 5년 동안 쌓은 모든 것 — 코드, 시험, 상담선… 사람들은 정직에 두 배 반을 내지 않을 거야.</w:t>
-      </w:r>
-    </w:p>
-    <w:p>
-      <w:pPr>
-        <w:pStyle w:val="BodyText"/>
-      </w:pPr>
-      <w:r>
-        <w:t xml:space="preserve">알렉세이: 도윤. 월요일에 무슨 일이 생길지는 몰라. 하지만 내일 무슨 일이 생길지는 알아. 내일 난 가격을 안 올려. 모레도. 파트너 회의 전까진 — 안 올려. 우린 새 가격표로 전화하는 게 아니라 마주 앉는 거야. 약속해.</w:t>
-      </w:r>
-    </w:p>
-    <w:p>
-      <w:pPr>
-        <w:pStyle w:val="BodyText"/>
-      </w:pPr>
-      <w:r>
-        <w:t xml:space="preserve">도윤: 대표님이 한마디 하셨어. 이사회 전에. 나한테. 개인적으로. 너한테 하는 말인지는 모르겠어.</w:t>
-      </w:r>
-    </w:p>
-    <w:p>
-      <w:pPr>
-        <w:pStyle w:val="BodyText"/>
-      </w:pPr>
-      <w:r>
-        <w:t xml:space="preserve">알렉세이: 말해 줘. 내가 판단할게.</w:t>
-      </w:r>
-    </w:p>
-    <w:p>
-      <w:pPr>
-        <w:pStyle w:val="BodyText"/>
-      </w:pPr>
-      <w:r>
-        <w:t xml:space="preserve">도윤: 「우린 그들과 이익을 나눴다. 이제 손실도 나눌 줄 아는지 알게 되겠지」. 어떻게인지는 말씀 안 하셨어. 월요일까지래.</w:t>
-      </w:r>
-    </w:p>
-    <w:p>
-      <w:pPr>
-        <w:pStyle w:val="BodyText"/>
-      </w:pPr>
-      <w:r>
-        <w:t xml:space="preserve">알렉세이: 손실을 나눈다. 그게… 대표님 말씀이야? 최 부사장이 아니라?</w:t>
-      </w:r>
-    </w:p>
-    <w:p>
-      <w:pPr>
-        <w:pStyle w:val="BodyText"/>
-      </w:pPr>
-      <w:r>
-        <w:t xml:space="preserve">도윤: 대표님. 최 부사장은 말이 없었어. 1년 만에 처음으로.</w:t>
-      </w:r>
-    </w:p>
-    <w:p>
-      <w:pPr>
-        <w:pStyle w:val="BodyText"/>
-      </w:pPr>
-      <w:r>
-        <w:t xml:space="preserve">알렉세이: 고마워, 도윤. 자. 내일 이사회잖아.</w:t>
-      </w:r>
-    </w:p>
-    <w:p>
-      <w:pPr>
-        <w:pStyle w:val="BodyText"/>
-      </w:pPr>
-      <w:r>
-        <w:t xml:space="preserve">도윤: 여긴 벌써 토요일이야. 이사회는 세 시간 뒤. 너도 자.</w:t>
-      </w:r>
-    </w:p>
-    <w:p>
-      <w:pPr>
-        <w:pStyle w:val="BodyText"/>
-      </w:pPr>
-      <w:r>
-        <w:t xml:space="preserve">보리스: 알렉세이. 란스코이요. 늦었죠. 미안해요. 환율 봤어요.</w:t>
-      </w:r>
-    </w:p>
-    <w:p>
-      <w:pPr>
-        <w:pStyle w:val="BodyText"/>
-      </w:pPr>
-      <w:r>
-        <w:t xml:space="preserve">알렉세이: 보리스 이고레비치. 98년을 보셨잖아요. 이게 — 같은 거예요?</w:t>
-      </w:r>
-    </w:p>
-    <w:p>
-      <w:pPr>
-        <w:pStyle w:val="BodyText"/>
-      </w:pPr>
-      <w:r>
-        <w:t xml:space="preserve">보리스: 아니요. 98년엔 기한 전에 돈을 내 줄 친구가 하나도 없었어요. 당신들에겐 — 다섯. 그리고 손실을 생각하는 세진도. 이건 98년이 아니에요. 숫자로는 더 나쁘고. 사람으로는 더 나아요. 아직은.</w:t>
-      </w:r>
-    </w:p>
-    <w:p>
-      <w:pPr>
-        <w:pStyle w:val="BodyText"/>
-      </w:pPr>
-      <w:r>
-        <w:t xml:space="preserve">알렉세이: 「아직은」. 그 말씀도 하시네요.</w:t>
-      </w:r>
-    </w:p>
-    <w:p>
-      <w:pPr>
-        <w:pStyle w:val="BodyText"/>
-      </w:pPr>
-      <w:r>
-        <w:t xml:space="preserve">보리스: 내가 만든 말이에요. 98년에. 당신 할머니는 — 더 먼저. 자요. 밤엔 돈을 세지 않아요. 두려워할 뿐이지.</w:t>
-      </w:r>
-    </w:p>
-    <w:p>
-      <w:pPr>
-        <w:pStyle w:val="BodyText"/>
-      </w:pPr>
-      <w:r>
-        <w:t xml:space="preserve">베라: 알료샤? 할머니야. 지나네 집이야. 텔레비전에서 루블이 떨어졌대. 괜찮니?</w:t>
-      </w:r>
-    </w:p>
-    <w:p>
-      <w:pPr>
-        <w:pStyle w:val="BodyText"/>
-      </w:pPr>
-      <w:r>
-        <w:t xml:space="preserve">알렉세이: 할머니… 밤 11시가 넘었어요. 왜 안 주무세요?</w:t>
-      </w:r>
-    </w:p>
-    <w:p>
-      <w:pPr>
-        <w:pStyle w:val="BodyText"/>
-      </w:pPr>
-      <w:r>
-        <w:t xml:space="preserve">베라: 네가 안 자니까. 목소리로 들려. 혈압은 얼마니?</w:t>
-      </w:r>
-    </w:p>
-    <w:p>
-      <w:pPr>
-        <w:pStyle w:val="BodyText"/>
-      </w:pPr>
-      <w:r>
-        <w:t xml:space="preserve">알렉세이: 안 쟀어요. 그럴 정신이 없어요.</w:t>
-      </w:r>
-    </w:p>
-    <w:p>
-      <w:pPr>
-        <w:pStyle w:val="BodyText"/>
-      </w:pPr>
-      <w:r>
-        <w:t xml:space="preserve">베라: 봐라. 「그럴 정신이 없다」. 나도 그렇게 말했어. 현관에서 넘어지기 전까지. 들어 봐. 루블은 내 생전에 네 번 떨어졌어. 진료소는 일했고. 사람들은 아팠고. 난 치료했어. 돈은 — 날씨야. 그리고 넌 — 펠드셰르고. 내일은 자. 일요일엔 — 와. 첫째 일요일. 약속했잖아. 전화 없이.</w:t>
-      </w:r>
-    </w:p>
-    <w:p>
-      <w:pPr>
-        <w:pStyle w:val="BodyText"/>
-      </w:pPr>
-      <w:r>
-        <w:t xml:space="preserve">알렉세이: 할머니, 월요일엔 — 파트너들이에요. 다섯 곳 전부. 그런데 일요일에 제가…</w:t>
-      </w:r>
-    </w:p>
-    <w:p>
-      <w:pPr>
-        <w:pStyle w:val="BodyText"/>
-      </w:pPr>
-      <w:r>
-        <w:t xml:space="preserve">베라: 그리고 일요일엔 넌 — 손자야. 파이는 양배추로 할게. 몸 아껴라. 루블은 제 앞가림은 알아서 해.</w:t>
+        <w:t xml:space="preserve">도윤: 료샤, 알아. 여기서도 보고 있어. 회장님이 토요일, 이쪽 시간 아침에 이사회를 소집하셨어.</w:t>
+      </w:r>
+    </w:p>
+    <w:p>
+      <w:pPr>
+        <w:pStyle w:val="BodyText"/>
+      </w:pPr>
+      <w:r>
+        <w:t xml:space="preserve">알렉세이: 그 이사회에선 뭘 결정하는데?</w:t>
+      </w:r>
+    </w:p>
+    <w:p>
+      <w:pPr>
+        <w:pStyle w:val="BodyText"/>
+      </w:pPr>
+      <w:r>
+        <w:t xml:space="preserve">도윤: 가격, 통화, 리스크. 최는 「세진은 루블을 떠안을 수 없다, 우린 러시아가 아니라 한국 회사다」라고 해. 정직하고, 교과서대로라면 맞는 말이야. 그런데 무서워. 5년 만에 처음으로, 나 때문이 아니라 너희 때문에 무서워.</w:t>
+      </w:r>
+    </w:p>
+    <w:p>
+      <w:pPr>
+        <w:pStyle w:val="BodyText"/>
+      </w:pPr>
+      <w:r>
+        <w:t xml:space="preserve">알렉세이: 왜 하필 우리 때문에 무서운데, 도윤?</w:t>
+      </w:r>
+    </w:p>
+    <w:p>
+      <w:pPr>
+        <w:pStyle w:val="BodyText"/>
+      </w:pPr>
+      <w:r>
+        <w:t xml:space="preserve">도윤: 너희가 가격을 30퍼센트 올리면 회색보다 두 배 반 비싸지거든. 그럼 5년 동안 쌓은 모든 것, 코드, 시험, 상담선… 사람들은 정직에 두 배 반을 내지 않을 거야.</w:t>
+      </w:r>
+    </w:p>
+    <w:p>
+      <w:pPr>
+        <w:pStyle w:val="BodyText"/>
+      </w:pPr>
+      <w:r>
+        <w:t xml:space="preserve">알렉세이: 도윤, 월요일에 어떻게 될지는 몰라. 하지만 내일은 알아. 내일 가격 안 올리고, 모레도 안 올려. 파트너 회의 전까진 안 돼. 새 가격표 들고 전화하는 게 아니라 마주 앉을 거야. 이건 약속해.</w:t>
+      </w:r>
+    </w:p>
+    <w:p>
+      <w:pPr>
+        <w:pStyle w:val="BodyText"/>
+      </w:pPr>
+      <w:r>
+        <w:t xml:space="preserve">도윤: 회장님이 이사회 전에 나한테 개인적으로 한 문장을 하셨어. 너한테 하신 말인지는 모르겠어.</w:t>
+      </w:r>
+    </w:p>
+    <w:p>
+      <w:pPr>
+        <w:pStyle w:val="BodyText"/>
+      </w:pPr>
+      <w:r>
+        <w:t xml:space="preserve">알렉세이: 말해 줘. 나한테 하신 건지는 내가 정할게.</w:t>
+      </w:r>
+    </w:p>
+    <w:p>
+      <w:pPr>
+        <w:pStyle w:val="BodyText"/>
+      </w:pPr>
+      <w:r>
+        <w:t xml:space="preserve">도윤: 「우리는 그들과 이익을 나눴다. 이제 손실도 나눌 줄 아는지 알게 될 것이다」. 어떻게라고는 안 하시고, 월요일까지라고만 하셨어.</w:t>
+      </w:r>
+    </w:p>
+    <w:p>
+      <w:pPr>
+        <w:pStyle w:val="BodyText"/>
+      </w:pPr>
+      <w:r>
+        <w:t xml:space="preserve">알렉세이: 손실을 나눈다… 그게 회장님 말씀이야? 최가 아니고?</w:t>
+      </w:r>
+    </w:p>
+    <w:p>
+      <w:pPr>
+        <w:pStyle w:val="BodyText"/>
+      </w:pPr>
+      <w:r>
+        <w:t xml:space="preserve">도윤: 회장님 말씀이야. 최는 1년 만에 처음으로 아무 말도 안 했어.</w:t>
+      </w:r>
+    </w:p>
+    <w:p>
+      <w:pPr>
+        <w:pStyle w:val="BodyText"/>
+      </w:pPr>
+      <w:r>
+        <w:t xml:space="preserve">알렉세이: 고마워, 도윤. 가서 자. 내일 이사회잖아.</w:t>
+      </w:r>
+    </w:p>
+    <w:p>
+      <w:pPr>
+        <w:pStyle w:val="BodyText"/>
+      </w:pPr>
+      <w:r>
+        <w:t xml:space="preserve">도윤: 여긴 벌써 토요일이고, 이사회는 세 시간 뒤야. 너도 가서 자.</w:t>
+      </w:r>
+    </w:p>
+    <w:p>
+      <w:pPr>
+        <w:pStyle w:val="BodyText"/>
+      </w:pPr>
+      <w:r>
+        <w:t xml:space="preserve">보리스: 알렉세이, 란스코이네. 늦어서 미안하네, 환율을 봤어.</w:t>
+      </w:r>
+    </w:p>
+    <w:p>
+      <w:pPr>
+        <w:pStyle w:val="BodyText"/>
+      </w:pPr>
+      <w:r>
+        <w:t xml:space="preserve">알렉세이: 보리스 이고레비치, 98년을 겪으셨죠. 말씀해 주세요, 그때랑 같아요?</w:t>
+      </w:r>
+    </w:p>
+    <w:p>
+      <w:pPr>
+        <w:pStyle w:val="BodyText"/>
+      </w:pPr>
+      <w:r>
+        <w:t xml:space="preserve">보리스: 아니. 98년엔 기한 전에 돈을 내 줄 친구가 하나도 없었어. 자네에겐 다섯이 있고, 손실을 생각하는 세진도 있어. 이건 98년이 아니야. 숫자로는 더 나쁘고, 사람으로는 더 나아. 아직은.</w:t>
+      </w:r>
+    </w:p>
+    <w:p>
+      <w:pPr>
+        <w:pStyle w:val="BodyText"/>
+      </w:pPr>
+      <w:r>
+        <w:t xml:space="preserve">알렉세이: 「아직은」… 회장님도 그 말을 하시네요.</w:t>
+      </w:r>
+    </w:p>
+    <w:p>
+      <w:pPr>
+        <w:pStyle w:val="BodyText"/>
+      </w:pPr>
+      <w:r>
+        <w:t xml:space="preserve">보리스: 내가 98년에 만든 말이야. 물론 자네 할머니가 더 먼저였겠지만. 가서 자. 밤엔 돈을 세는 게 아니야. 돈을 두려워할 뿐이지.</w:t>
+      </w:r>
+    </w:p>
+    <w:p>
+      <w:pPr>
+        <w:pStyle w:val="BodyText"/>
+      </w:pPr>
+      <w:r>
+        <w:t xml:space="preserve">베라: 알료샤? 할머니야, 지나네 집이야. 텔레비전에서 루블이 떨어졌대. 넌 괜찮니?</w:t>
+      </w:r>
+    </w:p>
+    <w:p>
+      <w:pPr>
+        <w:pStyle w:val="BodyText"/>
+      </w:pPr>
+      <w:r>
+        <w:t xml:space="preserve">알렉세이: 할머니… 벌써 11시가 넘었어요. 왜 안 주무세요?</w:t>
+      </w:r>
+    </w:p>
+    <w:p>
+      <w:pPr>
+        <w:pStyle w:val="BodyText"/>
+      </w:pPr>
+      <w:r>
+        <w:t xml:space="preserve">베라: 네가 안 자니까. 목소리만 들어도 알아. 혈압은 몇이니?</w:t>
+      </w:r>
+    </w:p>
+    <w:p>
+      <w:pPr>
+        <w:pStyle w:val="BodyText"/>
+      </w:pPr>
+      <w:r>
+        <w:t xml:space="preserve">알렉세이: 안 쟀어요, 할머니. 그럴 틈이 없었어요.</w:t>
+      </w:r>
+    </w:p>
+    <w:p>
+      <w:pPr>
+        <w:pStyle w:val="BodyText"/>
+      </w:pPr>
+      <w:r>
+        <w:t xml:space="preserve">베라: 봐라, 「그럴 틈이 없었다」. 나도 현관에서 넘어지기 전까진 그렇게 말했지. 들어 봐라. 내 앞에서 루블이 네 번 떨어졌는데, 진료소는 돌아갔고, 사람들은 아팠고, 나는 치료했어. 돈은 날씨야, 그리고 넌 펠드셰르고. 내일은 자고, 일요일엔 와. 첫째 일요일이잖니, 약속했지. 전화 없이.</w:t>
+      </w:r>
+    </w:p>
+    <w:p>
+      <w:pPr>
+        <w:pStyle w:val="BodyText"/>
+      </w:pPr>
+      <w:r>
+        <w:t xml:space="preserve">알렉세이: 할머니, 그런데 월요일엔 파트너 다섯 곳이 다 오고, 일요일엔 제가 해야 할…</w:t>
+      </w:r>
+    </w:p>
+    <w:p>
+      <w:pPr>
+        <w:pStyle w:val="BodyText"/>
+      </w:pPr>
+      <w:r>
+        <w:t xml:space="preserve">베라: 일요일엔 넌 손자야. 양배추 파이 해 놓을게. 몸 아껴라. 루블은 알아서 제 앞가림할 거야.</w:t>
       </w:r>
     </w:p>
     <w:bookmarkEnd w:id="36"/>
@@ -4700,119 +4700,119 @@
         <w:pStyle w:val="FirstParagraph"/>
       </w:pPr>
       <w:r>
-        <w:t xml:space="preserve">이리나: 오셨어요? 토요일에? 나만 있을 줄 알았는데.</w:t>
-      </w:r>
-    </w:p>
-    <w:p>
-      <w:pPr>
-        <w:pStyle w:val="BodyText"/>
-      </w:pPr>
-      <w:r>
-        <w:t xml:space="preserve">알렉세이: 한 시간만요. 그다음 집에. 잘 거예요. 할머니가 시키셨어요. 당신은요?</w:t>
-      </w:r>
-    </w:p>
-    <w:p>
-      <w:pPr>
-        <w:pStyle w:val="BodyText"/>
-      </w:pPr>
-      <w:r>
-        <w:t xml:space="preserve">이리나: 두 시간. 그다음 나도 집에. 보세요 — 칠판. 환차손. 방안 셋. 첫째 — 가격. 둘째 — 세진. 셋째 — 우리.</w:t>
-      </w:r>
-    </w:p>
-    <w:p>
-      <w:pPr>
-        <w:pStyle w:val="BodyText"/>
-      </w:pPr>
-      <w:r>
-        <w:t xml:space="preserve">알렉세이: 「우리」는 뭐예요?</w:t>
-      </w:r>
-    </w:p>
-    <w:p>
-      <w:pPr>
-        <w:pStyle w:val="BodyText"/>
-      </w:pPr>
-      <w:r>
-        <w:t xml:space="preserve">이리나: 창업자 급여. 다시 마이너스. 4년 차처럼. 여름까지. 올가에게 벌써 썼어요. 한 단어로 답했어요.</w:t>
-      </w:r>
-    </w:p>
-    <w:p>
-      <w:pPr>
-        <w:pStyle w:val="BodyText"/>
-      </w:pPr>
-      <w:r>
-        <w:t xml:space="preserve">알렉세이: 뭐라고요?</w:t>
-      </w:r>
-    </w:p>
-    <w:p>
-      <w:pPr>
-        <w:pStyle w:val="BodyText"/>
-      </w:pPr>
-      <w:r>
-        <w:t xml:space="preserve">이리나: 「동의.」 마침표까지. 올가 페트로브나는 「동의」 뒤에 절대 마침표를 안 찍어요. 그러니까 진지한 거예요.</w:t>
-      </w:r>
-    </w:p>
-    <w:p>
-      <w:pPr>
-        <w:pStyle w:val="BodyText"/>
-      </w:pPr>
-      <w:r>
-        <w:t xml:space="preserve">알렉세이: 그럼 나도. 동의. 마침표까지.</w:t>
-      </w:r>
-    </w:p>
-    <w:p>
-      <w:pPr>
-        <w:pStyle w:val="BodyText"/>
-      </w:pPr>
-      <w:r>
-        <w:t xml:space="preserve">이리나: 달러 — 127. 밤사이. 이틀에 −27퍼센트.</w:t>
-      </w:r>
-    </w:p>
-    <w:p>
-      <w:pPr>
-        <w:pStyle w:val="BodyText"/>
-      </w:pPr>
-      <w:r>
-        <w:t xml:space="preserve">알렉세이: 문을 보세요, 이리나.</w:t>
-      </w:r>
-    </w:p>
-    <w:p>
-      <w:pPr>
-        <w:pStyle w:val="BodyText"/>
-      </w:pPr>
-      <w:r>
-        <w:t xml:space="preserve">이리나: 판지. 비뚤게. 늘 그렇듯.</w:t>
-      </w:r>
-    </w:p>
-    <w:p>
-      <w:pPr>
-        <w:pStyle w:val="BodyText"/>
-      </w:pPr>
-      <w:r>
-        <w:t xml:space="preserve">알렉세이: 세 줄. 「해를 끼치지 마라」. 「등록 없이는 한 걸음도 안 된다」. 「자신에게도」. 루블에 대한 줄은 하나도 없어요.</w:t>
-      </w:r>
-    </w:p>
-    <w:p>
-      <w:pPr>
-        <w:pStyle w:val="BodyText"/>
-      </w:pPr>
-      <w:r>
-        <w:t xml:space="preserve">이리나: 루블은 — 날씨니까요. 할머니 말씀이 맞아요. 오늘 아침 저한테 전화하셨어요. 이러셨어요: 「일요일엔 그 애를 보내 줘」.</w:t>
-      </w:r>
-    </w:p>
-    <w:p>
-      <w:pPr>
-        <w:pStyle w:val="BodyText"/>
-      </w:pPr>
-      <w:r>
-        <w:t xml:space="preserve">알렉세이: 루블이 떨어졌어요.</w:t>
-      </w:r>
-    </w:p>
-    <w:p>
-      <w:pPr>
-        <w:pStyle w:val="BodyText"/>
-      </w:pPr>
-      <w:r>
-        <w:t xml:space="preserve">이리나: 그리고 우린 — 아니고요. 아직은. 집에 가세요, 알렉세이. 그리고 일요일엔 — 소스놉카로. 계산은 내가 끝낼게요.</w:t>
+        <w:t xml:space="preserve">이리나: 토요일에 나오셨어요? 저 혼자 있을 줄 알았는데요.</w:t>
+      </w:r>
+    </w:p>
+    <w:p>
+      <w:pPr>
+        <w:pStyle w:val="BodyText"/>
+      </w:pPr>
+      <w:r>
+        <w:t xml:space="preserve">알렉세이: 딱 한 시간만 있다가, 할머니 말씀대로 집에 가서 잘 거예요. 이리나는 오래 있을 거예요?</w:t>
+      </w:r>
+    </w:p>
+    <w:p>
+      <w:pPr>
+        <w:pStyle w:val="BodyText"/>
+      </w:pPr>
+      <w:r>
+        <w:t xml:space="preserve">이리나: 두 시간 있다가 저도 집에 가요. 칠판 보이세요? 환차손과 선택지 셋이에요. 첫째 가격, 둘째 세진, 셋째 우리.</w:t>
+      </w:r>
+    </w:p>
+    <w:p>
+      <w:pPr>
+        <w:pStyle w:val="BodyText"/>
+      </w:pPr>
+      <w:r>
+        <w:t xml:space="preserve">알렉세이: 이 목록에서 「우리」는 무슨 뜻이에요?</w:t>
+      </w:r>
+    </w:p>
+    <w:p>
+      <w:pPr>
+        <w:pStyle w:val="BodyText"/>
+      </w:pPr>
+      <w:r>
+        <w:t xml:space="preserve">이리나: 창업자 급여예요. 4년 차 때처럼 여름까지 다시 마이너스예요. 올가에게 벌써 썼더니 한 단어로 답했어요.</w:t>
+      </w:r>
+    </w:p>
+    <w:p>
+      <w:pPr>
+        <w:pStyle w:val="BodyText"/>
+      </w:pPr>
+      <w:r>
+        <w:t xml:space="preserve">알렉세이: 무슨 단어로 답했는데요?</w:t>
+      </w:r>
+    </w:p>
+    <w:p>
+      <w:pPr>
+        <w:pStyle w:val="BodyText"/>
+      </w:pPr>
+      <w:r>
+        <w:t xml:space="preserve">이리나: 「동의해요.」 마침표까지 찍어서요. 올가 페트로브나는 「동의해요」 뒤에 마침표를 절대 안 찍어요. 그러니 진지하다는 거예요.</w:t>
+      </w:r>
+    </w:p>
+    <w:p>
+      <w:pPr>
+        <w:pStyle w:val="BodyText"/>
+      </w:pPr>
+      <w:r>
+        <w:t xml:space="preserve">알렉세이: 그럼 저도 동의해요. 저도 마침표 찍어서요.</w:t>
+      </w:r>
+    </w:p>
+    <w:p>
+      <w:pPr>
+        <w:pStyle w:val="BodyText"/>
+      </w:pPr>
+      <w:r>
+        <w:t xml:space="preserve">이리나: 달러가 밤사이 벌써 127이에요. 이틀 만에 27퍼센트 하락이에요.</w:t>
+      </w:r>
+    </w:p>
+    <w:p>
+      <w:pPr>
+        <w:pStyle w:val="BodyText"/>
+      </w:pPr>
+      <w:r>
+        <w:t xml:space="preserve">알렉세이: 이리나, 문 좀 봐 주세요.</w:t>
+      </w:r>
+    </w:p>
+    <w:p>
+      <w:pPr>
+        <w:pStyle w:val="BodyText"/>
+      </w:pPr>
+      <w:r>
+        <w:t xml:space="preserve">이리나: 판지가 늘 그렇듯 삐뚤게 걸려 있네요.</w:t>
+      </w:r>
+    </w:p>
+    <w:p>
+      <w:pPr>
+        <w:pStyle w:val="BodyText"/>
+      </w:pPr>
+      <w:r>
+        <w:t xml:space="preserve">알렉세이: 거기 세 줄이 있어요. 「해를 끼치지 말라」, 「등록 없이는 한 걸음도 안 된다」, 「자신에게도」. 그런데 루블에 관한 줄은 하나도 없어요.</w:t>
+      </w:r>
+    </w:p>
+    <w:p>
+      <w:pPr>
+        <w:pStyle w:val="BodyText"/>
+      </w:pPr>
+      <w:r>
+        <w:t xml:space="preserve">이리나: 루블은 날씨니까요. 할머니 말씀이 맞아요. 오늘 아침 저한테 전화하셔서 「일요일엔 그 애를 놔줘요」라고 하셨어요.</w:t>
+      </w:r>
+    </w:p>
+    <w:p>
+      <w:pPr>
+        <w:pStyle w:val="BodyText"/>
+      </w:pPr>
+      <w:r>
+        <w:t xml:space="preserve">알렉세이: 루블이 떨어졌어요, 이리나.</w:t>
+      </w:r>
+    </w:p>
+    <w:p>
+      <w:pPr>
+        <w:pStyle w:val="BodyText"/>
+      </w:pPr>
+      <w:r>
+        <w:t xml:space="preserve">이리나: 그런데 우린 안 떨어졌어요. 아직은요. 집에 가세요, 알렉세이. 그리고 일요일엔 소스놉카로요. 제가 다 계산해 둘게요.</w:t>
       </w:r>
     </w:p>
     <w:bookmarkEnd w:id="37"/>
